--- a/assets/docs/lop4/Khoa hoc - Lop 4.docx
+++ b/assets/docs/lop4/Khoa hoc - Lop 4.docx
@@ -908,7 +908,7 @@
                 <w:i w:val="0"/>
                 <w:sz w:val="18"/>
               </w:rPr>
-              <w:t>STEM: GD STEM</w:t>
+              <w:t>NLS-ST: Tạo sản phẩm học tập số đơn giản (sơ đồ, áp phích) trình bày kết quả.</w:t>
             </w:r>
           </w:p>
           <w:p>
@@ -921,7 +921,7 @@
                 <w:i w:val="0"/>
                 <w:sz w:val="18"/>
               </w:rPr>
-              <w:t>NLS-ST: Tạo sản phẩm học tập số đơn giản (sơ đồ, áp phích) trình bày kết quả.</w:t>
+              <w:t>NLS-KT (Cơ bản 2): GV chiếu hình ảnh động ba thể của nước và sơ đồ vòng tuần hoàn; HS đọc sơ đồ hình 6, nói mây hình thành thế nào</w:t>
             </w:r>
           </w:p>
           <w:p>
@@ -934,7 +934,7 @@
                 <w:i w:val="0"/>
                 <w:sz w:val="18"/>
               </w:rPr>
-              <w:t>NLS-KT (Cơ bản 2): GV chiếu hình ảnh động ba thể của nước và sơ đồ vòng tuần hoàn; HS đọc sơ đồ hình 6, nói mây hình thành thế nào</w:t>
+              <w:t>NLS-GQVĐ (Cơ bản 2): HS làm thí nghiệm cốc nước đá, cốc nước nóng; GV quay bằng điện thoại, chiếu chậm để nhóm mô tả đúng từ bay hơi, ngưng tụ</w:t>
             </w:r>
           </w:p>
           <w:p>
@@ -947,7 +947,7 @@
                 <w:i w:val="0"/>
                 <w:sz w:val="18"/>
               </w:rPr>
-              <w:t>NLS-GQVĐ (Cơ bản 2): HS làm thí nghiệm cốc nước đá, cốc nước nóng; GV quay bằng điện thoại, chiếu chậm để nhóm mô tả đúng từ bay hơi, ngưng tụ</w:t>
+              <w:t>NLS-AT: Mô phỏng không thay thí nghiệm thật; không làm theo thí nghiệm nguy hiểm trên mạng.</w:t>
             </w:r>
           </w:p>
           <w:p>
@@ -960,7 +960,7 @@
                 <w:i w:val="0"/>
                 <w:sz w:val="18"/>
               </w:rPr>
-              <w:t>NLS-AT: Mô phỏng không thay thí nghiệm thật; không làm theo thí nghiệm nguy hiểm trên mạng.</w:t>
+              <w:t>STEM: Sự chuyển thể của nước và vòng tuần hoàn của nước (Khoa học – Mĩ thuật) — dạy thay cho tiết này.</w:t>
             </w:r>
           </w:p>
         </w:tc>
@@ -1218,6 +1218,7 @@
                 <w:i w:val="0"/>
                 <w:sz w:val="18"/>
               </w:rPr>
+              <w:t>KNS: KN sử dụng tiết kiệm tài nguyên, năng lượng trong sinh hoạt hằng ngày.</w:t>
             </w:r>
           </w:p>
         </w:tc>
@@ -1908,6 +1909,7 @@
                 <w:i w:val="0"/>
                 <w:sz w:val="18"/>
               </w:rPr>
+              <w:t>STEM: Gió, bão (Khoa học – Công nghệ) — dạy thay cho tiết này.</w:t>
             </w:r>
           </w:p>
         </w:tc>
@@ -2256,6 +2258,19 @@
               <w:t>NLS-KT: Quan sát video/hình ảnh khoa học, đọc và khai thác dữ liệu đơn giản từ nguồn số đáng tin cậy (có hướng dẫn).</w:t>
             </w:r>
           </w:p>
+          <w:p>
+            <w:pPr>
+              <w:spacing w:after="0"/>
+            </w:pPr>
+            <w:r>
+              <w:rPr>
+                <w:b w:val="0"/>
+                <w:i w:val="0"/>
+                <w:sz w:val="18"/>
+              </w:rPr>
+              <w:t>KNS: KN sử dụng tiết kiệm tài nguyên, năng lượng trong sinh hoạt hằng ngày.</w:t>
+            </w:r>
+          </w:p>
         </w:tc>
         <w:tc>
           <w:tcPr>
@@ -3060,7 +3075,7 @@
                 <w:i w:val="0"/>
                 <w:sz w:val="18"/>
               </w:rPr>
-              <w:t>STEM: GD STEM</w:t>
+              <w:t>NLS-ST: Tạo sản phẩm học tập số đơn giản (sơ đồ, áp phích) trình bày kết quả.</w:t>
             </w:r>
           </w:p>
           <w:p>
@@ -3073,7 +3088,7 @@
                 <w:i w:val="0"/>
                 <w:sz w:val="18"/>
               </w:rPr>
-              <w:t>NLS-ST: Tạo sản phẩm học tập số đơn giản (sơ đồ, áp phích) trình bày kết quả.</w:t>
+              <w:t>STEM: Âm thanh trong cuộc sống (Khoa học – Âm nhạc) — dạy thay cho tiết này.</w:t>
             </w:r>
           </w:p>
         </w:tc>
@@ -3534,6 +3549,7 @@
                 <w:i w:val="0"/>
                 <w:sz w:val="18"/>
               </w:rPr>
+              <w:t>STEM: Dẫn nhiệt (Khoa học – Công nghệ) — dạy thay cho tiết này.</w:t>
             </w:r>
           </w:p>
         </w:tc>
@@ -5866,6 +5882,19 @@
               <w:t>NLS-KT: Quan sát video/hình ảnh khoa học, đọc và khai thác dữ liệu đơn giản từ nguồn số đáng tin cậy (có hướng dẫn).</w:t>
             </w:r>
           </w:p>
+          <w:p>
+            <w:pPr>
+              <w:spacing w:after="0"/>
+            </w:pPr>
+            <w:r>
+              <w:rPr>
+                <w:b w:val="0"/>
+                <w:i w:val="0"/>
+                <w:sz w:val="18"/>
+              </w:rPr>
+              <w:t>KNS: KN chăm sóc sức khoẻ bản thân và phòng tránh bệnh tật.</w:t>
+            </w:r>
+          </w:p>
         </w:tc>
         <w:tc>
           <w:tcPr>
@@ -6094,7 +6123,7 @@
                 <w:i w:val="0"/>
                 <w:sz w:val="18"/>
               </w:rPr>
-              <w:t>STEM: GD STEM</w:t>
+              <w:t>NLS-ST: Tạo sản phẩm học tập số đơn giản (sơ đồ, áp phích) trình bày kết quả.</w:t>
             </w:r>
           </w:p>
           <w:p>
@@ -6107,7 +6136,20 @@
                 <w:i w:val="0"/>
                 <w:sz w:val="18"/>
               </w:rPr>
-              <w:t>NLS-ST: Tạo sản phẩm học tập số đơn giản (sơ đồ, áp phích) trình bày kết quả.</w:t>
+              <w:t>STEM: Ăn uống cân bằng (Khoa học – Toán) — dạy thay cho tiết này.</w:t>
+            </w:r>
+          </w:p>
+          <w:p>
+            <w:pPr>
+              <w:spacing w:after="0"/>
+            </w:pPr>
+            <w:r>
+              <w:rPr>
+                <w:b w:val="0"/>
+                <w:i w:val="0"/>
+                <w:sz w:val="18"/>
+              </w:rPr>
+              <w:t>KNS: KN chăm sóc sức khoẻ bản thân và phòng tránh bệnh tật.</w:t>
             </w:r>
           </w:p>
         </w:tc>
@@ -6452,6 +6494,7 @@
                 <w:i w:val="0"/>
                 <w:sz w:val="18"/>
               </w:rPr>
+              <w:t>KNS: KN chăm sóc sức khoẻ bản thân và phòng tránh bệnh tật.</w:t>
             </w:r>
           </w:p>
         </w:tc>
@@ -6801,6 +6844,19 @@
               <w:t>NLS-AT: Tra cứu an toàn về thực phẩm/phòng tránh tai nạn; bảo vệ sức khoẻ và thông tin cá nhân khi dùng thiết bị số.</w:t>
             </w:r>
           </w:p>
+          <w:p>
+            <w:pPr>
+              <w:spacing w:after="0"/>
+            </w:pPr>
+            <w:r>
+              <w:rPr>
+                <w:b w:val="0"/>
+                <w:i w:val="0"/>
+                <w:sz w:val="18"/>
+              </w:rPr>
+              <w:t>KNS: KN an toàn khi thực hành: làm đúng hướng dẫn, không tự ý thử nghiệm nguy hiểm.</w:t>
+            </w:r>
+          </w:p>
         </w:tc>
         <w:tc>
           <w:tcPr>
@@ -7608,6 +7664,32 @@
               <w:t>NLS-KT: Quan sát video/hình ảnh khoa học, đọc và khai thác dữ liệu đơn giản từ nguồn số đáng tin cậy (có hướng dẫn).</w:t>
             </w:r>
           </w:p>
+          <w:p>
+            <w:pPr>
+              <w:spacing w:after="0"/>
+            </w:pPr>
+            <w:r>
+              <w:rPr>
+                <w:b w:val="0"/>
+                <w:i w:val="0"/>
+                <w:sz w:val="18"/>
+              </w:rPr>
+              <w:t>STEM: Chuỗi thức ăn trong tự nhiên (Khoa học – Mĩ thuật) — dạy thay cho tiết này.</w:t>
+            </w:r>
+          </w:p>
+          <w:p>
+            <w:pPr>
+              <w:spacing w:after="0"/>
+            </w:pPr>
+            <w:r>
+              <w:rPr>
+                <w:b w:val="0"/>
+                <w:i w:val="0"/>
+                <w:sz w:val="18"/>
+              </w:rPr>
+              <w:t>KNS: KN chăm sóc sức khoẻ bản thân và phòng tránh bệnh tật.</w:t>
+            </w:r>
+          </w:p>
         </w:tc>
         <w:tc>
           <w:tcPr>
@@ -7952,6 +8034,7 @@
                 <w:i w:val="0"/>
                 <w:sz w:val="18"/>
               </w:rPr>
+              <w:t>KNS: KN chăm sóc sức khoẻ bản thân và phòng tránh bệnh tật.</w:t>
             </w:r>
           </w:p>
         </w:tc>
@@ -8757,6 +8840,7 @@
                 <w:i w:val="0"/>
                 <w:sz w:val="18"/>
               </w:rPr>
+              <w:t>KNS: KN sử dụng tiết kiệm tài nguyên, năng lượng trong sinh hoạt hằng ngày.</w:t>
             </w:r>
           </w:p>
         </w:tc>

--- a/assets/docs/lop4/Khoa hoc - Lop 4.docx
+++ b/assets/docs/lop4/Khoa hoc - Lop 4.docx
@@ -1218,6 +1218,45 @@
                 <w:i w:val="0"/>
                 <w:sz w:val="18"/>
               </w:rPr>
+              <w:t>NLS-KT (Cơ bản 2): Ở bài về ô nhiễm và bảo vệ nguồn nước, GV chiếu ảnh chụp cùng một dòng sông trước và sau khi bị ô nhiễm kèm vài số</w:t>
+            </w:r>
+          </w:p>
+          <w:p>
+            <w:pPr>
+              <w:spacing w:after="0"/>
+            </w:pPr>
+            <w:r>
+              <w:rPr>
+                <w:b w:val="0"/>
+                <w:i w:val="0"/>
+                <w:sz w:val="18"/>
+              </w:rPr>
+              <w:t>NLS-GQVĐ (Cơ bản 2): GV chiếu các tình huống thường gặp như đổ dầu mỡ xuống cống, vứt rác ra kênh, dùng phân bón quá mức</w:t>
+            </w:r>
+          </w:p>
+          <w:p>
+            <w:pPr>
+              <w:spacing w:after="0"/>
+            </w:pPr>
+            <w:r>
+              <w:rPr>
+                <w:b w:val="0"/>
+                <w:i w:val="0"/>
+                <w:sz w:val="18"/>
+              </w:rPr>
+              <w:t>NLS-AT: Số liệu, hình ảnh phải lấy từ nguồn thầy cô giới thiệu và nói rõ lấy ở đâu</w:t>
+            </w:r>
+          </w:p>
+          <w:p>
+            <w:pPr>
+              <w:spacing w:after="0"/>
+            </w:pPr>
+            <w:r>
+              <w:rPr>
+                <w:b w:val="0"/>
+                <w:i w:val="0"/>
+                <w:sz w:val="18"/>
+              </w:rPr>
               <w:t>KNS: KN sử dụng tiết kiệm tài nguyên, năng lượng trong sinh hoạt hằng ngày.</w:t>
             </w:r>
           </w:p>
@@ -1333,6 +1372,33 @@
                 <w:i w:val="0"/>
                 <w:sz w:val="18"/>
               </w:rPr>
+              <w:t>NLS-KT (Cơ bản 2): Ở phần sử dụng tiết kiệm nước và làm sạch nước, GV chiếu bảng lượng nước một gia đình dùng mỗi ngày và sơ đồ các bước lọc</w:t>
+            </w:r>
+          </w:p>
+          <w:p>
+            <w:pPr>
+              <w:spacing w:after="0"/>
+            </w:pPr>
+            <w:r>
+              <w:rPr>
+                <w:b w:val="0"/>
+                <w:i w:val="0"/>
+                <w:sz w:val="18"/>
+              </w:rPr>
+              <w:t>NLS-GQVĐ (Cơ bản 2): GV chiếu các việc nên và không nên làm khi dùng nước, cho HS chọn rồi giải thích</w:t>
+            </w:r>
+          </w:p>
+          <w:p>
+            <w:pPr>
+              <w:spacing w:after="0"/>
+            </w:pPr>
+            <w:r>
+              <w:rPr>
+                <w:b w:val="0"/>
+                <w:i w:val="0"/>
+                <w:sz w:val="18"/>
+              </w:rPr>
+              <w:t>NLS-AT: Thí nghiệm lọc nước chỉ để quan sát, nước sau lọc không được uống</w:t>
             </w:r>
           </w:p>
         </w:tc>

--- a/assets/docs/lop4/Khoa hoc - Lop 4.docx
+++ b/assets/docs/lop4/Khoa hoc - Lop 4.docx
@@ -765,33 +765,6 @@
                 <w:i w:val="0"/>
                 <w:sz w:val="18"/>
               </w:rPr>
-              <w:t>NLS-KT (Cơ bản 2): Mở đầu bài “Tính chất của nước và nước với cuộc sống (Tiết 2)”, GV chiếu hình gói muối ăn, chai nước lọc, mái nhà dốc</w:t>
-            </w:r>
-          </w:p>
-          <w:p>
-            <w:pPr>
-              <w:spacing w:after="0"/>
-            </w:pPr>
-            <w:r>
-              <w:rPr>
-                <w:b w:val="0"/>
-                <w:i w:val="0"/>
-                <w:sz w:val="18"/>
-              </w:rPr>
-              <w:t>AI-NB (Cơ bản 2, QĐ 2422: 4.A1.2): GV dùng điện thoại hỏi trợ lí trí tuệ nhân tạo nước có vai trò gì trong sản xuất và sinh hoạt</w:t>
-            </w:r>
-          </w:p>
-          <w:p>
-            <w:pPr>
-              <w:spacing w:after="0"/>
-            </w:pPr>
-            <w:r>
-              <w:rPr>
-                <w:b w:val="0"/>
-                <w:i w:val="0"/>
-                <w:sz w:val="18"/>
-              </w:rPr>
-              <w:t>NLS-AT: Chỉ GV thao tác điện thoại, HS không tự hỏi trợ lí trí tuệ nhân tạo khi không</w:t>
             </w:r>
           </w:p>
         </w:tc>
@@ -921,7 +894,7 @@
                 <w:i w:val="0"/>
                 <w:sz w:val="18"/>
               </w:rPr>
-              <w:t>NLS-KT (Cơ bản 2): GV chiếu hình ảnh động ba thể của nước và sơ đồ vòng tuần hoàn; HS đọc sơ đồ hình 6, nói mây hình thành thế nào</w:t>
+              <w:t>NLS-KT (Cơ bản 2): GV chiếu hình ảnh động về ba thể của nước và các hiện tượng bay hơi, ngưng tụ, đông đặc, nóng chảy</w:t>
             </w:r>
           </w:p>
           <w:p>
@@ -934,7 +907,7 @@
                 <w:i w:val="0"/>
                 <w:sz w:val="18"/>
               </w:rPr>
-              <w:t>NLS-GQVĐ (Cơ bản 2): HS làm thí nghiệm cốc nước đá, cốc nước nóng; GV quay bằng điện thoại, chiếu chậm để nhóm mô tả đúng từ bay hơi, ngưng tụ</w:t>
+              <w:t>NLS-GQVĐ (Cơ bản 2): HS làm thí nghiệm đơn giản với cốc nước đá và cốc nước nóng để thấy giọt nước bám ngoài thành cốc, hơi nước bốc lên</w:t>
             </w:r>
           </w:p>
           <w:p>
@@ -947,7 +920,7 @@
                 <w:i w:val="0"/>
                 <w:sz w:val="18"/>
               </w:rPr>
-              <w:t>NLS-AT: Mô phỏng không thay thí nghiệm thật; không làm theo thí nghiệm nguy hiểm trên mạng.</w:t>
+              <w:t>NLS-AT: Mô phỏng chỉ để nhìn thấy điều mắt thường không thấy, không thay được thí nghiệm thật</w:t>
             </w:r>
           </w:p>
           <w:p>
@@ -1075,33 +1048,6 @@
                 <w:i w:val="0"/>
                 <w:sz w:val="18"/>
               </w:rPr>
-              <w:t>NLS-KT (Cơ bản 2): GV chiếu hình 7 SGK và hình ảnh động vòng tuần hoàn của nước; HS chọn từ hơi nước, mây, giọt mưa điền vào sơ đồ</w:t>
-            </w:r>
-          </w:p>
-          <w:p>
-            <w:pPr>
-              <w:spacing w:after="0"/>
-            </w:pPr>
-            <w:r>
-              <w:rPr>
-                <w:b w:val="0"/>
-                <w:i w:val="0"/>
-                <w:sz w:val="18"/>
-              </w:rPr>
-              <w:t>NLS-GQVĐ (Cơ bản 2): HS quan sát thí nghiệm ba cốc với đá, nước nóng, ghi bảng nhóm; nhóm vẽ sơ đồ chuyển thể, GV chụp chiếu lên tivi để đối chiếu</w:t>
-            </w:r>
-          </w:p>
-          <w:p>
-            <w:pPr>
-              <w:spacing w:after="0"/>
-            </w:pPr>
-            <w:r>
-              <w:rPr>
-                <w:b w:val="0"/>
-                <w:i w:val="0"/>
-                <w:sz w:val="18"/>
-              </w:rPr>
-              <w:t>NLS-AT: Mô phỏng không thay thí nghiệm thật; không làm theo thí nghiệm nguy hiểm trên mạng.</w:t>
             </w:r>
           </w:p>
         </w:tc>
@@ -1372,33 +1318,6 @@
                 <w:i w:val="0"/>
                 <w:sz w:val="18"/>
               </w:rPr>
-              <w:t>NLS-KT (Cơ bản 2): Ở phần sử dụng tiết kiệm nước và làm sạch nước, GV chiếu bảng lượng nước một gia đình dùng mỗi ngày và sơ đồ các bước lọc</w:t>
-            </w:r>
-          </w:p>
-          <w:p>
-            <w:pPr>
-              <w:spacing w:after="0"/>
-            </w:pPr>
-            <w:r>
-              <w:rPr>
-                <w:b w:val="0"/>
-                <w:i w:val="0"/>
-                <w:sz w:val="18"/>
-              </w:rPr>
-              <w:t>NLS-GQVĐ (Cơ bản 2): GV chiếu các việc nên và không nên làm khi dùng nước, cho HS chọn rồi giải thích</w:t>
-            </w:r>
-          </w:p>
-          <w:p>
-            <w:pPr>
-              <w:spacing w:after="0"/>
-            </w:pPr>
-            <w:r>
-              <w:rPr>
-                <w:b w:val="0"/>
-                <w:i w:val="0"/>
-                <w:sz w:val="18"/>
-              </w:rPr>
-              <w:t>NLS-AT: Thí nghiệm lọc nước chỉ để quan sát, nước sau lọc không được uống</w:t>
             </w:r>
           </w:p>
         </w:tc>
@@ -1745,6 +1664,33 @@
                 <w:i w:val="0"/>
                 <w:sz w:val="18"/>
               </w:rPr>
+              <w:t>NLS-KT (Cơ bản 2): GV mở bảng chỉ số chất lượng không khí của thành phố gần nhất trên trang chính thống; HS đọc chỉ số hôm nay</w:t>
+            </w:r>
+          </w:p>
+          <w:p>
+            <w:pPr>
+              <w:spacing w:after="0"/>
+            </w:pPr>
+            <w:r>
+              <w:rPr>
+                <w:b w:val="0"/>
+                <w:i w:val="0"/>
+                <w:sz w:val="18"/>
+              </w:rPr>
+              <w:t>NLS-ST (Cơ bản 2): HS làm một áp phích số hoặc trang chiếu ngắn kêu gọi bảo vệ bầu không khí: trồng cây, không đốt rác</w:t>
+            </w:r>
+          </w:p>
+          <w:p>
+            <w:pPr>
+              <w:spacing w:after="0"/>
+            </w:pPr>
+            <w:r>
+              <w:rPr>
+                <w:b w:val="0"/>
+                <w:i w:val="0"/>
+                <w:sz w:val="18"/>
+              </w:rPr>
+              <w:t>NLS-AT: Số liệu chất lượng không khí phải lấy từ trang của cơ quan nhà nước hoặc ứng dụng</w:t>
             </w:r>
           </w:p>
         </w:tc>
@@ -1975,6 +1921,45 @@
                 <w:i w:val="0"/>
                 <w:sz w:val="18"/>
               </w:rPr>
+              <w:t>NLS-KT (Cơ bản 2): GV mở bản tin dự báo thời tiết và ảnh mây vệ tinh của Trung tâm Dự báo khí tượng thuỷ văn quốc gia</w:t>
+            </w:r>
+          </w:p>
+          <w:p>
+            <w:pPr>
+              <w:spacing w:after="0"/>
+            </w:pPr>
+            <w:r>
+              <w:rPr>
+                <w:b w:val="0"/>
+                <w:i w:val="0"/>
+                <w:sz w:val="18"/>
+              </w:rPr>
+              <w:t>AI-NB (Cơ bản 2): GV nêu: dự báo bão ngày nay do máy tính tính toán từ rất nhiều số liệu, có phần trợ giúp của trí tuệ nhân tạo</w:t>
+            </w:r>
+          </w:p>
+          <w:p>
+            <w:pPr>
+              <w:spacing w:after="0"/>
+            </w:pPr>
+            <w:r>
+              <w:rPr>
+                <w:b w:val="0"/>
+                <w:i w:val="0"/>
+                <w:sz w:val="18"/>
+              </w:rPr>
+              <w:t>NLS-AT: Chỉ tin bản tin bão của cơ quan khí tượng và của chính quyền; không chia sẻ ảnh</w:t>
+            </w:r>
+          </w:p>
+          <w:p>
+            <w:pPr>
+              <w:spacing w:after="0"/>
+            </w:pPr>
+            <w:r>
+              <w:rPr>
+                <w:b w:val="0"/>
+                <w:i w:val="0"/>
+                <w:sz w:val="18"/>
+              </w:rPr>
               <w:t>STEM: Gió, bão (Khoa học – Công nghệ) — dạy thay cho tiết này.</w:t>
             </w:r>
           </w:p>
@@ -2321,7 +2306,33 @@
                 <w:i w:val="0"/>
                 <w:sz w:val="18"/>
               </w:rPr>
-              <w:t>NLS-KT: Quan sát video/hình ảnh khoa học, đọc và khai thác dữ liệu đơn giản từ nguồn số đáng tin cậy (có hướng dẫn).</w:t>
+              <w:t>NLS-KT (Cơ bản 2): GV dùng mô phỏng trên máy: kéo nguồn sáng lại gần, ra xa, đổi vị trí vật cản để HS thấy bóng của vật to lên, nhỏ đi</w:t>
+            </w:r>
+          </w:p>
+          <w:p>
+            <w:pPr>
+              <w:spacing w:after="0"/>
+            </w:pPr>
+            <w:r>
+              <w:rPr>
+                <w:b w:val="0"/>
+                <w:i w:val="0"/>
+                <w:sz w:val="18"/>
+              </w:rPr>
+              <w:t>NLS-GQVĐ (Cơ bản 2): HS làm thí nghiệm thật với đèn pin và vật cản để kiểm chứng lại điều vừa thấy trên mô phỏng</w:t>
+            </w:r>
+          </w:p>
+          <w:p>
+            <w:pPr>
+              <w:spacing w:after="0"/>
+            </w:pPr>
+            <w:r>
+              <w:rPr>
+                <w:b w:val="0"/>
+                <w:i w:val="0"/>
+                <w:sz w:val="18"/>
+              </w:rPr>
+              <w:t>NLS-AT: Không chiếu đèn pin, đèn la-de vào mắt mình và mắt bạn</w:t>
             </w:r>
           </w:p>
           <w:p>
@@ -2565,6 +2576,33 @@
                 <w:i w:val="0"/>
                 <w:sz w:val="18"/>
               </w:rPr>
+              <w:t>NLS-KT (Cơ bản 2): GV dùng mô phỏng trên máy: kéo nguồn sáng lại gần, ra xa, đổi vị trí vật cản để HS thấy bóng của vật to lên, nhỏ đi</w:t>
+            </w:r>
+          </w:p>
+          <w:p>
+            <w:pPr>
+              <w:spacing w:after="0"/>
+            </w:pPr>
+            <w:r>
+              <w:rPr>
+                <w:b w:val="0"/>
+                <w:i w:val="0"/>
+                <w:sz w:val="18"/>
+              </w:rPr>
+              <w:t>NLS-GQVĐ (Cơ bản 2): HS làm thí nghiệm thật với đèn pin và vật cản để kiểm chứng lại điều vừa thấy trên mô phỏng</w:t>
+            </w:r>
+          </w:p>
+          <w:p>
+            <w:pPr>
+              <w:spacing w:after="0"/>
+            </w:pPr>
+            <w:r>
+              <w:rPr>
+                <w:b w:val="0"/>
+                <w:i w:val="0"/>
+                <w:sz w:val="18"/>
+              </w:rPr>
+              <w:t>NLS-AT: Không chiếu đèn pin, đèn la-de vào mắt mình và mắt bạn</w:t>
             </w:r>
           </w:p>
         </w:tc>
@@ -2795,6 +2833,33 @@
                 <w:i w:val="0"/>
                 <w:sz w:val="18"/>
               </w:rPr>
+              <w:t>NLS-GQVĐ (Cơ bản 2): HS dùng ứng dụng đo độ ồn trên điện thoại của GV để đo mức ồn ở lớp học lúc yên lặng, lúc thảo luận</w:t>
+            </w:r>
+          </w:p>
+          <w:p>
+            <w:pPr>
+              <w:spacing w:after="0"/>
+            </w:pPr>
+            <w:r>
+              <w:rPr>
+                <w:b w:val="0"/>
+                <w:i w:val="0"/>
+                <w:sz w:val="18"/>
+              </w:rPr>
+              <w:t>NLS-ST (Cơ bản 2): HS ghi âm vài âm thanh quen thuộc, cho cả lớp nghe và đoán</w:t>
+            </w:r>
+          </w:p>
+          <w:p>
+            <w:pPr>
+              <w:spacing w:after="0"/>
+            </w:pPr>
+            <w:r>
+              <w:rPr>
+                <w:b w:val="0"/>
+                <w:i w:val="0"/>
+                <w:sz w:val="18"/>
+              </w:rPr>
+              <w:t>NLS-AT: Không mở loa, tai nghe ở mức lớn vì hại tai</w:t>
             </w:r>
           </w:p>
         </w:tc>
@@ -3154,6 +3219,45 @@
                 <w:i w:val="0"/>
                 <w:sz w:val="18"/>
               </w:rPr>
+              <w:t>NLS-GQVĐ (Cơ bản 2): HS dùng ứng dụng đo độ ồn trên điện thoại của GV để đo mức ồn ở lớp học lúc yên lặng, lúc thảo luận</w:t>
+            </w:r>
+          </w:p>
+          <w:p>
+            <w:pPr>
+              <w:spacing w:after="0"/>
+            </w:pPr>
+            <w:r>
+              <w:rPr>
+                <w:b w:val="0"/>
+                <w:i w:val="0"/>
+                <w:sz w:val="18"/>
+              </w:rPr>
+              <w:t>NLS-ST (Cơ bản 2): HS ghi âm vài âm thanh quen thuộc, cho cả lớp nghe và đoán</w:t>
+            </w:r>
+          </w:p>
+          <w:p>
+            <w:pPr>
+              <w:spacing w:after="0"/>
+            </w:pPr>
+            <w:r>
+              <w:rPr>
+                <w:b w:val="0"/>
+                <w:i w:val="0"/>
+                <w:sz w:val="18"/>
+              </w:rPr>
+              <w:t>NLS-AT: Không mở loa, tai nghe ở mức lớn vì hại tai</w:t>
+            </w:r>
+          </w:p>
+          <w:p>
+            <w:pPr>
+              <w:spacing w:after="0"/>
+            </w:pPr>
+            <w:r>
+              <w:rPr>
+                <w:b w:val="0"/>
+                <w:i w:val="0"/>
+                <w:sz w:val="18"/>
+              </w:rPr>
               <w:t>STEM: Âm thanh trong cuộc sống (Khoa học – Âm nhạc) — dạy thay cho tiết này.</w:t>
             </w:r>
           </w:p>
@@ -3961,7 +4065,33 @@
                 <w:i w:val="0"/>
                 <w:sz w:val="18"/>
               </w:rPr>
-              <w:t>NLS-KT: Quan sát video/hình ảnh khoa học, đọc và khai thác dữ liệu đơn giản từ nguồn số đáng tin cậy (có hướng dẫn).</w:t>
+              <w:t>NLS-KT (Cơ bản 2): GV chiếu phim tua nhanh về “Thực vật cần gì để sống và phát triển”: cây thiếu nước héo dần, cây trong tối vươn dài và bạc màu</w:t>
+            </w:r>
+          </w:p>
+          <w:p>
+            <w:pPr>
+              <w:spacing w:after="0"/>
+            </w:pPr>
+            <w:r>
+              <w:rPr>
+                <w:b w:val="0"/>
+                <w:i w:val="0"/>
+                <w:sz w:val="18"/>
+              </w:rPr>
+              <w:t>NLS-GQVĐ (Cơ bản 2): HS chụp ảnh chậu cây hoặc vật nuôi của nhóm mỗi ngày vào cùng một giờ, ghi chiều cao, số lá</w:t>
+            </w:r>
+          </w:p>
+          <w:p>
+            <w:pPr>
+              <w:spacing w:after="0"/>
+            </w:pPr>
+            <w:r>
+              <w:rPr>
+                <w:b w:val="0"/>
+                <w:i w:val="0"/>
+                <w:sz w:val="18"/>
+              </w:rPr>
+              <w:t>NLS-AT: Không bỏ đói, bỏ khát con vật để làm thí nghiệm</w:t>
             </w:r>
           </w:p>
         </w:tc>
@@ -4308,6 +4438,33 @@
                 <w:i w:val="0"/>
                 <w:sz w:val="18"/>
               </w:rPr>
+              <w:t>NLS-KT (Cơ bản 2): GV chiếu phim tua nhanh về “Động vật cần gì để sống”: cây thiếu nước héo dần, cây trong tối vươn dài và bạc màu</w:t>
+            </w:r>
+          </w:p>
+          <w:p>
+            <w:pPr>
+              <w:spacing w:after="0"/>
+            </w:pPr>
+            <w:r>
+              <w:rPr>
+                <w:b w:val="0"/>
+                <w:i w:val="0"/>
+                <w:sz w:val="18"/>
+              </w:rPr>
+              <w:t>NLS-GQVĐ (Cơ bản 2): HS chụp ảnh chậu cây hoặc vật nuôi của nhóm mỗi ngày vào cùng một giờ, ghi chiều cao, số lá</w:t>
+            </w:r>
+          </w:p>
+          <w:p>
+            <w:pPr>
+              <w:spacing w:after="0"/>
+            </w:pPr>
+            <w:r>
+              <w:rPr>
+                <w:b w:val="0"/>
+                <w:i w:val="0"/>
+                <w:sz w:val="18"/>
+              </w:rPr>
+              <w:t>NLS-AT: Không bỏ đói, bỏ khát con vật để làm thí nghiệm</w:t>
             </w:r>
           </w:p>
         </w:tc>
@@ -5137,7 +5294,33 @@
                 <w:i w:val="0"/>
                 <w:sz w:val="18"/>
               </w:rPr>
-              <w:t>NLS-KT: Quan sát video/hình ảnh khoa học, đọc và khai thác dữ liệu đơn giản từ nguồn số đáng tin cậy (có hướng dẫn).</w:t>
+              <w:t>NLS-KT (Cơ bản 2): GV chiếu ảnh chụp qua kính hiển vi và ảnh cận cảnh phóng to về “Đặc điểm chung của nấm”: sợi nấm, bào tử</w:t>
+            </w:r>
+          </w:p>
+          <w:p>
+            <w:pPr>
+              <w:spacing w:after="0"/>
+            </w:pPr>
+            <w:r>
+              <w:rPr>
+                <w:b w:val="0"/>
+                <w:i w:val="0"/>
+                <w:sz w:val="18"/>
+              </w:rPr>
+              <w:t>AI-NB (Cơ bản 2): GV cho HS xem thử một ứng dụng nhận diện nấm qua ảnh và nêu rõ: máy có thể đoán sai giữa nấm ăn được và nấm độc</w:t>
+            </w:r>
+          </w:p>
+          <w:p>
+            <w:pPr>
+              <w:spacing w:after="0"/>
+            </w:pPr>
+            <w:r>
+              <w:rPr>
+                <w:b w:val="0"/>
+                <w:i w:val="0"/>
+                <w:sz w:val="18"/>
+              </w:rPr>
+              <w:t>NLS-AT: Không hái, không nếm, không ngửi nấm lạ mọc ngoài tự nhiên</w:t>
             </w:r>
           </w:p>
         </w:tc>
@@ -5368,6 +5551,33 @@
                 <w:i w:val="0"/>
                 <w:sz w:val="18"/>
               </w:rPr>
+              <w:t>NLS-KT (Cơ bản 2): GV chiếu ảnh chụp qua kính hiển vi và ảnh cận cảnh phóng to về “Nấm ăn và nấm trong chế biến thực phẩm”: sợi nấm, bào tử</w:t>
+            </w:r>
+          </w:p>
+          <w:p>
+            <w:pPr>
+              <w:spacing w:after="0"/>
+            </w:pPr>
+            <w:r>
+              <w:rPr>
+                <w:b w:val="0"/>
+                <w:i w:val="0"/>
+                <w:sz w:val="18"/>
+              </w:rPr>
+              <w:t>AI-NB (Cơ bản 2): GV cho HS xem thử một ứng dụng nhận diện nấm qua ảnh và nêu rõ: máy có thể đoán sai giữa nấm ăn được và nấm độc</w:t>
+            </w:r>
+          </w:p>
+          <w:p>
+            <w:pPr>
+              <w:spacing w:after="0"/>
+            </w:pPr>
+            <w:r>
+              <w:rPr>
+                <w:b w:val="0"/>
+                <w:i w:val="0"/>
+                <w:sz w:val="18"/>
+              </w:rPr>
+              <w:t>NLS-AT: Không hái, không nếm, không ngửi nấm lạ mọc ngoài tự nhiên</w:t>
             </w:r>
           </w:p>
         </w:tc>
@@ -5598,7 +5808,33 @@
                 <w:i w:val="0"/>
                 <w:sz w:val="18"/>
               </w:rPr>
-              <w:t>NLS-AT: Tra cứu an toàn về thực phẩm/phòng tránh tai nạn; bảo vệ sức khoẻ và thông tin cá nhân khi dùng thiết bị số.</w:t>
+              <w:t>NLS-KT (Cơ bản 2): GV chiếu ảnh chụp qua kính hiển vi và ảnh cận cảnh phóng to về “Nấm gây hỏng thực phẩm và nấm độc”: sợi nấm, bào tử</w:t>
+            </w:r>
+          </w:p>
+          <w:p>
+            <w:pPr>
+              <w:spacing w:after="0"/>
+            </w:pPr>
+            <w:r>
+              <w:rPr>
+                <w:b w:val="0"/>
+                <w:i w:val="0"/>
+                <w:sz w:val="18"/>
+              </w:rPr>
+              <w:t>AI-NB (Cơ bản 2): GV cho HS xem thử một ứng dụng nhận diện nấm qua ảnh và nêu rõ: máy có thể đoán sai giữa nấm ăn được và nấm độc</w:t>
+            </w:r>
+          </w:p>
+          <w:p>
+            <w:pPr>
+              <w:spacing w:after="0"/>
+            </w:pPr>
+            <w:r>
+              <w:rPr>
+                <w:b w:val="0"/>
+                <w:i w:val="0"/>
+                <w:sz w:val="18"/>
+              </w:rPr>
+              <w:t>NLS-AT: Không hái, không nếm, không ngửi nấm lạ mọc ngoài tự nhiên</w:t>
             </w:r>
           </w:p>
         </w:tc>
@@ -5945,7 +6181,46 @@
                 <w:i w:val="0"/>
                 <w:sz w:val="18"/>
               </w:rPr>
-              <w:t>NLS-KT: Quan sát video/hình ảnh khoa học, đọc và khai thác dữ liệu đơn giản từ nguồn số đáng tin cậy (có hướng dẫn).</w:t>
+              <w:t>NLS-GQVĐ (Cơ bản 2): HS ghi lại thực đơn một ngày của mình vào bảng tính, xếp từng món vào nhóm chất bột đường – chất đạm – chất béo – vi-ta-min</w:t>
+            </w:r>
+          </w:p>
+          <w:p>
+            <w:pPr>
+              <w:spacing w:after="0"/>
+            </w:pPr>
+            <w:r>
+              <w:rPr>
+                <w:b w:val="0"/>
+                <w:i w:val="0"/>
+                <w:sz w:val="18"/>
+              </w:rPr>
+              <w:t>NLS-KT (Cơ bản 2): HS đọc bảng thành phần dinh dưỡng in trên vỏ hộp sữa, gói bánh (hoặc ảnh chụp phóng to trên màn hình) để tìm lượng đường</w:t>
+            </w:r>
+          </w:p>
+          <w:p>
+            <w:pPr>
+              <w:spacing w:after="0"/>
+            </w:pPr>
+            <w:r>
+              <w:rPr>
+                <w:b w:val="0"/>
+                <w:i w:val="0"/>
+                <w:sz w:val="18"/>
+              </w:rPr>
+              <w:t>AI-NB (Cơ bản 2): GV nêu: trên mạng có rất nhiều lời khuyên ăn uống “thần kì” để cao lên, gầy đi</w:t>
+            </w:r>
+          </w:p>
+          <w:p>
+            <w:pPr>
+              <w:spacing w:after="0"/>
+            </w:pPr>
+            <w:r>
+              <w:rPr>
+                <w:b w:val="0"/>
+                <w:i w:val="0"/>
+                <w:sz w:val="18"/>
+              </w:rPr>
+              <w:t>NLS-AT: Không tự nhịn ăn, không tự bỏ bữa</w:t>
             </w:r>
           </w:p>
           <w:p>
@@ -6202,6 +6477,58 @@
                 <w:i w:val="0"/>
                 <w:sz w:val="18"/>
               </w:rPr>
+              <w:t>NLS-GQVĐ (Cơ bản 2): HS ghi lại thực đơn một ngày của mình vào bảng tính, xếp từng món vào nhóm chất bột đường – chất đạm – chất béo – vi-ta-min</w:t>
+            </w:r>
+          </w:p>
+          <w:p>
+            <w:pPr>
+              <w:spacing w:after="0"/>
+            </w:pPr>
+            <w:r>
+              <w:rPr>
+                <w:b w:val="0"/>
+                <w:i w:val="0"/>
+                <w:sz w:val="18"/>
+              </w:rPr>
+              <w:t>NLS-KT (Cơ bản 2): HS đọc bảng thành phần dinh dưỡng in trên vỏ hộp sữa, gói bánh (hoặc ảnh chụp phóng to trên màn hình) để tìm lượng đường</w:t>
+            </w:r>
+          </w:p>
+          <w:p>
+            <w:pPr>
+              <w:spacing w:after="0"/>
+            </w:pPr>
+            <w:r>
+              <w:rPr>
+                <w:b w:val="0"/>
+                <w:i w:val="0"/>
+                <w:sz w:val="18"/>
+              </w:rPr>
+              <w:t>AI-NB (Cơ bản 2): GV nêu: trên mạng có rất nhiều lời khuyên ăn uống “thần kì” để cao lên, gầy đi</w:t>
+            </w:r>
+          </w:p>
+          <w:p>
+            <w:pPr>
+              <w:spacing w:after="0"/>
+            </w:pPr>
+            <w:r>
+              <w:rPr>
+                <w:b w:val="0"/>
+                <w:i w:val="0"/>
+                <w:sz w:val="18"/>
+              </w:rPr>
+              <w:t>NLS-AT: Không tự nhịn ăn, không tự bỏ bữa</w:t>
+            </w:r>
+          </w:p>
+          <w:p>
+            <w:pPr>
+              <w:spacing w:after="0"/>
+            </w:pPr>
+            <w:r>
+              <w:rPr>
+                <w:b w:val="0"/>
+                <w:i w:val="0"/>
+                <w:sz w:val="18"/>
+              </w:rPr>
               <w:t>STEM: Ăn uống cân bằng (Khoa học – Toán) — dạy thay cho tiết này.</w:t>
             </w:r>
           </w:p>
@@ -6560,6 +6887,58 @@
                 <w:i w:val="0"/>
                 <w:sz w:val="18"/>
               </w:rPr>
+              <w:t>NLS-GQVĐ (Cơ bản 2): HS ghi lại thực đơn một ngày của mình vào bảng tính, xếp từng món vào nhóm chất bột đường – chất đạm – chất béo – vi-ta-min</w:t>
+            </w:r>
+          </w:p>
+          <w:p>
+            <w:pPr>
+              <w:spacing w:after="0"/>
+            </w:pPr>
+            <w:r>
+              <w:rPr>
+                <w:b w:val="0"/>
+                <w:i w:val="0"/>
+                <w:sz w:val="18"/>
+              </w:rPr>
+              <w:t>NLS-KT (Cơ bản 2): HS đọc bảng thành phần dinh dưỡng in trên vỏ hộp sữa, gói bánh (hoặc ảnh chụp phóng to trên màn hình) để tìm lượng đường</w:t>
+            </w:r>
+          </w:p>
+          <w:p>
+            <w:pPr>
+              <w:spacing w:after="0"/>
+            </w:pPr>
+            <w:r>
+              <w:rPr>
+                <w:b w:val="0"/>
+                <w:i w:val="0"/>
+                <w:sz w:val="18"/>
+              </w:rPr>
+              <w:t>AI-NB (Cơ bản 2): GV nêu: trên mạng có rất nhiều lời khuyên ăn uống “thần kì” để cao lên, gầy đi</w:t>
+            </w:r>
+          </w:p>
+          <w:p>
+            <w:pPr>
+              <w:spacing w:after="0"/>
+            </w:pPr>
+            <w:r>
+              <w:rPr>
+                <w:b w:val="0"/>
+                <w:i w:val="0"/>
+                <w:sz w:val="18"/>
+              </w:rPr>
+              <w:t>NLS-AT: Không tự nhịn ăn, không tự bỏ bữa</w:t>
+            </w:r>
+          </w:p>
+          <w:p>
+            <w:pPr>
+              <w:spacing w:after="0"/>
+            </w:pPr>
+            <w:r>
+              <w:rPr>
+                <w:b w:val="0"/>
+                <w:i w:val="0"/>
+                <w:sz w:val="18"/>
+              </w:rPr>
               <w:t>KNS: KN chăm sóc sức khoẻ bản thân và phòng tránh bệnh tật.</w:t>
             </w:r>
           </w:p>
@@ -6907,7 +7286,33 @@
                 <w:i w:val="0"/>
                 <w:sz w:val="18"/>
               </w:rPr>
-              <w:t>NLS-AT: Tra cứu an toàn về thực phẩm/phòng tránh tai nạn; bảo vệ sức khoẻ và thông tin cá nhân khi dùng thiết bị số.</w:t>
+              <w:t>NLS-KT (Cơ bản 2): GV hướng dẫn HS đọc thông tin bắt buộc trên bao bì: hạn sử dụng, nơi sản xuất, thành phần</w:t>
+            </w:r>
+          </w:p>
+          <w:p>
+            <w:pPr>
+              <w:spacing w:after="0"/>
+            </w:pPr>
+            <w:r>
+              <w:rPr>
+                <w:b w:val="0"/>
+                <w:i w:val="0"/>
+                <w:sz w:val="18"/>
+              </w:rPr>
+              <w:t>NLS-GQVĐ (Cơ bản 2): HS lập bảng phân loại thực phẩm an toàn – không an toàn dựa trên dấu hiệu quan sát được (bao bì rách, phồng, hết hạn</w:t>
+            </w:r>
+          </w:p>
+          <w:p>
+            <w:pPr>
+              <w:spacing w:after="0"/>
+            </w:pPr>
+            <w:r>
+              <w:rPr>
+                <w:b w:val="0"/>
+                <w:i w:val="0"/>
+                <w:sz w:val="18"/>
+              </w:rPr>
+              <w:t>NLS-AT: Không ăn thử thực phẩm nghi hỏng để kiểm tra; kết quả quét mã chỉ để tham khảo</w:t>
             </w:r>
           </w:p>
           <w:p>
@@ -7265,7 +7670,33 @@
                 <w:i w:val="0"/>
                 <w:sz w:val="18"/>
               </w:rPr>
-              <w:t>NLS-AT: Tra cứu an toàn về thực phẩm/phòng tránh tai nạn; bảo vệ sức khoẻ và thông tin cá nhân khi dùng thiết bị số.</w:t>
+              <w:t>NLS-KT (Cơ bản 2): GV chiếu phim mô phỏng và phim hướng dẫn của cơ quan cứu hộ: dấu hiệu người bị đuối nước, cách gọi người lớn, cách đưa phao, gậy</w:t>
+            </w:r>
+          </w:p>
+          <w:p>
+            <w:pPr>
+              <w:spacing w:after="0"/>
+            </w:pPr>
+            <w:r>
+              <w:rPr>
+                <w:b w:val="0"/>
+                <w:i w:val="0"/>
+                <w:sz w:val="18"/>
+              </w:rPr>
+              <w:t>NLS-GT (Cơ bản 2): HS thực hành gọi trợ giúp: hô to gọi người lớn, gọi 114 hoặc 115, nói rõ địa điểm và tình huống; tập nói ngắn gọn</w:t>
+            </w:r>
+          </w:p>
+          <w:p>
+            <w:pPr>
+              <w:spacing w:after="0"/>
+            </w:pPr>
+            <w:r>
+              <w:rPr>
+                <w:b w:val="0"/>
+                <w:i w:val="0"/>
+                <w:sz w:val="18"/>
+              </w:rPr>
+              <w:t>NLS-AT: Tuyệt đối không tự nhảy xuống nước cứu bạn; không rủ nhau ra ao, hồ</w:t>
             </w:r>
           </w:p>
         </w:tc>
@@ -7727,7 +8158,33 @@
                 <w:i w:val="0"/>
                 <w:sz w:val="18"/>
               </w:rPr>
-              <w:t>NLS-KT: Quan sát video/hình ảnh khoa học, đọc và khai thác dữ liệu đơn giản từ nguồn số đáng tin cậy (có hướng dẫn).</w:t>
+              <w:t>NLS-GQVĐ (Cơ bản 2): GV dùng học liệu tương tác kéo thả để HS dựng chuỗi thức ăn trong “Chuỗi thức ăn trong tự nhiên”: đặt sai mắt xích thì mũi tên</w:t>
+            </w:r>
+          </w:p>
+          <w:p>
+            <w:pPr>
+              <w:spacing w:after="0"/>
+            </w:pPr>
+            <w:r>
+              <w:rPr>
+                <w:b w:val="0"/>
+                <w:i w:val="0"/>
+                <w:sz w:val="18"/>
+              </w:rPr>
+              <w:t>NLS-ST (Cơ bản 2): HS dựng sơ đồ chuỗi thức ăn của một môi trường quen thuộc (ruộng lúa, ao cá</w:t>
+            </w:r>
+          </w:p>
+          <w:p>
+            <w:pPr>
+              <w:spacing w:after="0"/>
+            </w:pPr>
+            <w:r>
+              <w:rPr>
+                <w:b w:val="0"/>
+                <w:i w:val="0"/>
+                <w:sz w:val="18"/>
+              </w:rPr>
+              <w:t>NLS-AT: Không bắt, không giết sinh vật để làm mẫu cho sơ đồ</w:t>
             </w:r>
           </w:p>
           <w:p>
@@ -8094,6 +8551,45 @@
               <w:spacing w:after="0"/>
             </w:pPr>
             <w:r/>
+            <w:r>
+              <w:rPr>
+                <w:b w:val="0"/>
+                <w:i w:val="0"/>
+                <w:sz w:val="18"/>
+              </w:rPr>
+              <w:t>NLS-GQVĐ (Cơ bản 2): GV dùng học liệu tương tác kéo thả để HS dựng chuỗi thức ăn trong “Vai trò của thực vật trong chuỗi thức ăn”: đặt sai mắt xích</w:t>
+            </w:r>
+          </w:p>
+          <w:p>
+            <w:pPr>
+              <w:spacing w:after="0"/>
+            </w:pPr>
+            <w:r>
+              <w:rPr>
+                <w:b w:val="0"/>
+                <w:i w:val="0"/>
+                <w:sz w:val="18"/>
+              </w:rPr>
+              <w:t>NLS-ST (Cơ bản 2): HS dựng sơ đồ chuỗi thức ăn của một môi trường quen thuộc (ruộng lúa, ao cá</w:t>
+            </w:r>
+          </w:p>
+          <w:p>
+            <w:pPr>
+              <w:spacing w:after="0"/>
+            </w:pPr>
+            <w:r>
+              <w:rPr>
+                <w:b w:val="0"/>
+                <w:i w:val="0"/>
+                <w:sz w:val="18"/>
+              </w:rPr>
+              <w:t>NLS-AT: Không bắt, không giết sinh vật để làm mẫu cho sơ đồ</w:t>
+            </w:r>
+          </w:p>
+          <w:p>
+            <w:pPr>
+              <w:spacing w:after="0"/>
+            </w:pPr>
             <w:r>
               <w:rPr>
                 <w:b w:val="0"/>

--- a/assets/docs/lop4/Khoa hoc - Lop 4.docx
+++ b/assets/docs/lop4/Khoa hoc - Lop 4.docx
@@ -1434,6 +1434,33 @@
                 <w:i w:val="0"/>
                 <w:sz w:val="18"/>
               </w:rPr>
+              <w:t>NLS-KT (Cơ bản 2): Mở đầu bài “Không khí có ở đâu?”, GV chiếu đoạn phim hoạt hình về không khí xung quanh ta</w:t>
+            </w:r>
+          </w:p>
+          <w:p>
+            <w:pPr>
+              <w:spacing w:after="0"/>
+            </w:pPr>
+            <w:r>
+              <w:rPr>
+                <w:b w:val="0"/>
+                <w:i w:val="0"/>
+                <w:sz w:val="18"/>
+              </w:rPr>
+              <w:t>NLS-GQVĐ (Cơ bản 2): Sau khi các nhóm làm thí nghiệm với túi ni lông và chậu nước, HS ghi kết quả vào bảng chiếu trên màn hình</w:t>
+            </w:r>
+          </w:p>
+          <w:p>
+            <w:pPr>
+              <w:spacing w:after="0"/>
+            </w:pPr>
+            <w:r>
+              <w:rPr>
+                <w:b w:val="0"/>
+                <w:i w:val="0"/>
+                <w:sz w:val="18"/>
+              </w:rPr>
+              <w:t>NLS-AT: HS làm thí nghiệm theo hướng dẫn của thầy cô</w:t>
             </w:r>
           </w:p>
         </w:tc>
@@ -2306,7 +2333,7 @@
                 <w:i w:val="0"/>
                 <w:sz w:val="18"/>
               </w:rPr>
-              <w:t>NLS-KT (Cơ bản 2): GV dùng mô phỏng trên máy: kéo nguồn sáng lại gần, ra xa, đổi vị trí vật cản để HS thấy bóng của vật to lên, nhỏ đi</w:t>
+              <w:t>NLS-KT (Cơ bản 2): Ở bài “Ánh sáng và sự truyền ánh sáng”, GV chiếu mô phỏng tia sáng đi từ nguồn đến vật rồi đến mắt</w:t>
             </w:r>
           </w:p>
           <w:p>
@@ -2319,7 +2346,7 @@
                 <w:i w:val="0"/>
                 <w:sz w:val="18"/>
               </w:rPr>
-              <w:t>NLS-GQVĐ (Cơ bản 2): HS làm thí nghiệm thật với đèn pin và vật cản để kiểm chứng lại điều vừa thấy trên mô phỏng</w:t>
+              <w:t>NLS-GQVĐ (Cơ bản 2): Sau thí nghiệm với đèn pin và tấm bìa, HS ghi kết quả vào bảng chiếu trên màn hình; khi các nhóm ra kết quả khác nhau</w:t>
             </w:r>
           </w:p>
           <w:p>
@@ -2332,7 +2359,7 @@
                 <w:i w:val="0"/>
                 <w:sz w:val="18"/>
               </w:rPr>
-              <w:t>NLS-AT: Không chiếu đèn pin, đèn la-de vào mắt mình và mắt bạn</w:t>
+              <w:t>NLS-AT: Tuyệt đối không chiếu đèn pin thẳng vào mắt mình hoặc mắt bạn</w:t>
             </w:r>
           </w:p>
           <w:p>
@@ -2833,7 +2860,7 @@
                 <w:i w:val="0"/>
                 <w:sz w:val="18"/>
               </w:rPr>
-              <w:t>NLS-GQVĐ (Cơ bản 2): HS dùng ứng dụng đo độ ồn trên điện thoại của GV để đo mức ồn ở lớp học lúc yên lặng, lúc thảo luận</w:t>
+              <w:t>NLS-KT (Cơ bản 2): Ở bài “Âm thanh và sự truyền âm thanh”, GV chiếu mô phỏng sóng âm lan từ nguồn phát đến tai người qua không khí, qua nước</w:t>
             </w:r>
           </w:p>
           <w:p>
@@ -2846,7 +2873,7 @@
                 <w:i w:val="0"/>
                 <w:sz w:val="18"/>
               </w:rPr>
-              <w:t>NLS-ST (Cơ bản 2): HS ghi âm vài âm thanh quen thuộc, cho cả lớp nghe và đoán</w:t>
+              <w:t>NLS-GQVĐ (Cơ bản 2): Sau thí nghiệm gõ vào bàn, gõ vào chậu nước, HS ghi kết quả nghe được vào bảng chiếu trên màn hình; khi các nhóm ghi khác nhau</w:t>
             </w:r>
           </w:p>
           <w:p>
@@ -2859,7 +2886,7 @@
                 <w:i w:val="0"/>
                 <w:sz w:val="18"/>
               </w:rPr>
-              <w:t>NLS-AT: Không mở loa, tai nghe ở mức lớn vì hại tai</w:t>
+              <w:t>NLS-AT: Không gõ mạnh sát tai bạn, không mở loa quá to khi thử âm thanh</w:t>
             </w:r>
           </w:p>
         </w:tc>
@@ -3489,6 +3516,33 @@
                 <w:i w:val="0"/>
                 <w:sz w:val="18"/>
               </w:rPr>
+              <w:t>NLS-KT (Cơ bản 2): Ở bài “Nhiệt độ và sự truyền nhiệt”, GV chiếu ảnh phóng to mặt nhiệt kế để cả lớp cùng đọc đúng số chỉ</w:t>
+            </w:r>
+          </w:p>
+          <w:p>
+            <w:pPr>
+              <w:spacing w:after="0"/>
+            </w:pPr>
+            <w:r>
+              <w:rPr>
+                <w:b w:val="0"/>
+                <w:i w:val="0"/>
+                <w:sz w:val="18"/>
+              </w:rPr>
+              <w:t>NLS-GQVĐ (Cơ bản 2): HS ghi kết quả đo vào bảng chiếu trên màn hình rồi cùng đối chiếu; khi số liệu các nhóm khác nhau</w:t>
+            </w:r>
+          </w:p>
+          <w:p>
+            <w:pPr>
+              <w:spacing w:after="0"/>
+            </w:pPr>
+            <w:r>
+              <w:rPr>
+                <w:b w:val="0"/>
+                <w:i w:val="0"/>
+                <w:sz w:val="18"/>
+              </w:rPr>
+              <w:t>NLS-AT: Cầm nhiệt kế nhẹ tay, không lắc mạnh</w:t>
             </w:r>
           </w:p>
         </w:tc>
@@ -3713,6 +3767,45 @@
               <w:spacing w:after="0"/>
             </w:pPr>
             <w:r/>
+            <w:r>
+              <w:rPr>
+                <w:b w:val="0"/>
+                <w:i w:val="0"/>
+                <w:sz w:val="18"/>
+              </w:rPr>
+              <w:t>NLS-KT (Cơ bản 2): Ở bài vật dẫn nhiệt tốt và vật dẫn nhiệt kém, GV chiếu mô phỏng nhiệt truyền qua thìa kim loại và thìa gỗ cắm trong cốc nước</w:t>
+            </w:r>
+          </w:p>
+          <w:p>
+            <w:pPr>
+              <w:spacing w:after="0"/>
+            </w:pPr>
+            <w:r>
+              <w:rPr>
+                <w:b w:val="0"/>
+                <w:i w:val="0"/>
+                <w:sz w:val="18"/>
+              </w:rPr>
+              <w:t>NLS-GQVĐ (Cơ bản 2): HS ghi kết quả thí nghiệm vào bảng chiếu trên màn hình rồi đối chiếu với dự đoán; khi kết quả các nhóm khác nhau</w:t>
+            </w:r>
+          </w:p>
+          <w:p>
+            <w:pPr>
+              <w:spacing w:after="0"/>
+            </w:pPr>
+            <w:r>
+              <w:rPr>
+                <w:b w:val="0"/>
+                <w:i w:val="0"/>
+                <w:sz w:val="18"/>
+              </w:rPr>
+              <w:t>NLS-AT: Thí nghiệm với nước nóng phải do thầy cô rót, HS không tự cầm cốc nước sôi</w:t>
+            </w:r>
+          </w:p>
+          <w:p>
+            <w:pPr>
+              <w:spacing w:after="0"/>
+            </w:pPr>
             <w:r>
               <w:rPr>
                 <w:b w:val="0"/>

--- a/assets/docs/lop4/Khoa hoc - Lop 4.docx
+++ b/assets/docs/lop4/Khoa hoc - Lop 4.docx
@@ -624,33 +624,7 @@
                 <w:i w:val="0"/>
                 <w:sz w:val="18"/>
               </w:rPr>
-              <w:t>NLS-KT (Cơ bản 2): Trong bài “Tính chất của nước và nước với cuộc sống (Tiết 1)”, GV chiếu video quay cận cảnh các thí nghiệm: rót nước vào cốc, chai</w:t>
-            </w:r>
-          </w:p>
-          <w:p>
-            <w:pPr>
-              <w:spacing w:after="0"/>
-            </w:pPr>
-            <w:r>
-              <w:rPr>
-                <w:b w:val="0"/>
-                <w:i w:val="0"/>
-                <w:sz w:val="18"/>
-              </w:rPr>
-              <w:t>NLS-ST (Cơ bản 2): GV dùng điện thoại chụp ảnh kết quả thí nghiệm của từng nhóm: cốc nước trong, tấm kính có vệt nước chảy, miếng vải bị thấm</w:t>
-            </w:r>
-          </w:p>
-          <w:p>
-            <w:pPr>
-              <w:spacing w:after="0"/>
-            </w:pPr>
-            <w:r>
-              <w:rPr>
-                <w:b w:val="0"/>
-                <w:i w:val="0"/>
-                <w:sz w:val="18"/>
-              </w:rPr>
-              <w:t>NLS-AT: Không để nước dây vào máy chiếu, máy tính, ổ điện</w:t>
+              <w:t>NLS-KT (Cơ bản 2): Trong bài “Tính chất của nước và nước với cuộc sống (Tiết 1)”, GV chiếu video quay cận cảnh các thí nghiệm.</w:t>
             </w:r>
           </w:p>
         </w:tc>
@@ -894,33 +868,7 @@
                 <w:i w:val="0"/>
                 <w:sz w:val="18"/>
               </w:rPr>
-              <w:t>NLS-KT (Cơ bản 2): GV chiếu hình ảnh động về ba thể của nước và các hiện tượng bay hơi, ngưng tụ, đông đặc, nóng chảy</w:t>
-            </w:r>
-          </w:p>
-          <w:p>
-            <w:pPr>
-              <w:spacing w:after="0"/>
-            </w:pPr>
-            <w:r>
-              <w:rPr>
-                <w:b w:val="0"/>
-                <w:i w:val="0"/>
-                <w:sz w:val="18"/>
-              </w:rPr>
-              <w:t>NLS-GQVĐ (Cơ bản 2): HS làm thí nghiệm đơn giản với cốc nước đá và cốc nước nóng để thấy giọt nước bám ngoài thành cốc, hơi nước bốc lên</w:t>
-            </w:r>
-          </w:p>
-          <w:p>
-            <w:pPr>
-              <w:spacing w:after="0"/>
-            </w:pPr>
-            <w:r>
-              <w:rPr>
-                <w:b w:val="0"/>
-                <w:i w:val="0"/>
-                <w:sz w:val="18"/>
-              </w:rPr>
-              <w:t>NLS-AT: Mô phỏng chỉ để nhìn thấy điều mắt thường không thấy, không thay được thí nghiệm thật</w:t>
+              <w:t>NLS-GQVĐ (Cơ bản 2): HS làm thí nghiệm đơn giản với cốc nước đá và cốc nước nóng.</w:t>
             </w:r>
           </w:p>
           <w:p>
@@ -1164,33 +1112,7 @@
                 <w:i w:val="0"/>
                 <w:sz w:val="18"/>
               </w:rPr>
-              <w:t>NLS-KT (Cơ bản 2): Ở bài về ô nhiễm và bảo vệ nguồn nước, GV chiếu ảnh chụp cùng một dòng sông trước và sau khi bị ô nhiễm kèm vài số</w:t>
-            </w:r>
-          </w:p>
-          <w:p>
-            <w:pPr>
-              <w:spacing w:after="0"/>
-            </w:pPr>
-            <w:r>
-              <w:rPr>
-                <w:b w:val="0"/>
-                <w:i w:val="0"/>
-                <w:sz w:val="18"/>
-              </w:rPr>
-              <w:t>NLS-GQVĐ (Cơ bản 2): GV chiếu các tình huống thường gặp như đổ dầu mỡ xuống cống, vứt rác ra kênh, dùng phân bón quá mức</w:t>
-            </w:r>
-          </w:p>
-          <w:p>
-            <w:pPr>
-              <w:spacing w:after="0"/>
-            </w:pPr>
-            <w:r>
-              <w:rPr>
-                <w:b w:val="0"/>
-                <w:i w:val="0"/>
-                <w:sz w:val="18"/>
-              </w:rPr>
-              <w:t>NLS-AT: Số liệu, hình ảnh phải lấy từ nguồn thầy cô giới thiệu và nói rõ lấy ở đâu</w:t>
+              <w:t>NLS-KT (Cơ bản 2): Ở bài về ô nhiễm và bảo vệ nguồn nước.</w:t>
             </w:r>
           </w:p>
           <w:p>
@@ -1434,33 +1356,7 @@
                 <w:i w:val="0"/>
                 <w:sz w:val="18"/>
               </w:rPr>
-              <w:t>NLS-KT (Cơ bản 2): Mở đầu bài “Không khí có ở đâu?”, GV chiếu đoạn phim hoạt hình về không khí xung quanh ta</w:t>
-            </w:r>
-          </w:p>
-          <w:p>
-            <w:pPr>
-              <w:spacing w:after="0"/>
-            </w:pPr>
-            <w:r>
-              <w:rPr>
-                <w:b w:val="0"/>
-                <w:i w:val="0"/>
-                <w:sz w:val="18"/>
-              </w:rPr>
-              <w:t>NLS-GQVĐ (Cơ bản 2): Sau khi các nhóm làm thí nghiệm với túi ni lông và chậu nước, HS ghi kết quả vào bảng chiếu trên màn hình</w:t>
-            </w:r>
-          </w:p>
-          <w:p>
-            <w:pPr>
-              <w:spacing w:after="0"/>
-            </w:pPr>
-            <w:r>
-              <w:rPr>
-                <w:b w:val="0"/>
-                <w:i w:val="0"/>
-                <w:sz w:val="18"/>
-              </w:rPr>
-              <w:t>NLS-AT: HS làm thí nghiệm theo hướng dẫn của thầy cô</w:t>
+              <w:t>NLS-GQVĐ (Cơ bản 2): Sau khi các nhóm làm thí nghiệm với túi ni lông và chậu nước, HS ghi kết quả vào bảng chiếu trên màn hình.</w:t>
             </w:r>
           </w:p>
         </w:tc>
@@ -1691,33 +1587,7 @@
                 <w:i w:val="0"/>
                 <w:sz w:val="18"/>
               </w:rPr>
-              <w:t>NLS-KT (Cơ bản 2): GV mở bảng chỉ số chất lượng không khí của thành phố gần nhất trên trang chính thống; HS đọc chỉ số hôm nay</w:t>
-            </w:r>
-          </w:p>
-          <w:p>
-            <w:pPr>
-              <w:spacing w:after="0"/>
-            </w:pPr>
-            <w:r>
-              <w:rPr>
-                <w:b w:val="0"/>
-                <w:i w:val="0"/>
-                <w:sz w:val="18"/>
-              </w:rPr>
-              <w:t>NLS-ST (Cơ bản 2): HS làm một áp phích số hoặc trang chiếu ngắn kêu gọi bảo vệ bầu không khí: trồng cây, không đốt rác</w:t>
-            </w:r>
-          </w:p>
-          <w:p>
-            <w:pPr>
-              <w:spacing w:after="0"/>
-            </w:pPr>
-            <w:r>
-              <w:rPr>
-                <w:b w:val="0"/>
-                <w:i w:val="0"/>
-                <w:sz w:val="18"/>
-              </w:rPr>
-              <w:t>NLS-AT: Số liệu chất lượng không khí phải lấy từ trang của cơ quan nhà nước hoặc ứng dụng</w:t>
+              <w:t>NLS-KT (Cơ bản 2): Mở bảng chỉ số chất lượng không khí của thành phố gần nhất trên trang chính thống.</w:t>
             </w:r>
           </w:p>
         </w:tc>
@@ -1948,33 +1818,7 @@
                 <w:i w:val="0"/>
                 <w:sz w:val="18"/>
               </w:rPr>
-              <w:t>NLS-KT (Cơ bản 2): GV mở bản tin dự báo thời tiết và ảnh mây vệ tinh của Trung tâm Dự báo khí tượng thuỷ văn quốc gia</w:t>
-            </w:r>
-          </w:p>
-          <w:p>
-            <w:pPr>
-              <w:spacing w:after="0"/>
-            </w:pPr>
-            <w:r>
-              <w:rPr>
-                <w:b w:val="0"/>
-                <w:i w:val="0"/>
-                <w:sz w:val="18"/>
-              </w:rPr>
-              <w:t>AI-NB (Cơ bản 2): GV nêu: dự báo bão ngày nay do máy tính tính toán từ rất nhiều số liệu, có phần trợ giúp của trí tuệ nhân tạo</w:t>
-            </w:r>
-          </w:p>
-          <w:p>
-            <w:pPr>
-              <w:spacing w:after="0"/>
-            </w:pPr>
-            <w:r>
-              <w:rPr>
-                <w:b w:val="0"/>
-                <w:i w:val="0"/>
-                <w:sz w:val="18"/>
-              </w:rPr>
-              <w:t>NLS-AT: Chỉ tin bản tin bão của cơ quan khí tượng và của chính quyền; không chia sẻ ảnh</w:t>
+              <w:t>AI-NB (Nhận biết): Nêu: dự báo bão ngày nay do máy tính tính toán từ rất nhiều số liệu.</w:t>
             </w:r>
           </w:p>
           <w:p>
@@ -2333,33 +2177,7 @@
                 <w:i w:val="0"/>
                 <w:sz w:val="18"/>
               </w:rPr>
-              <w:t>NLS-KT (Cơ bản 2): Ở bài “Ánh sáng và sự truyền ánh sáng”, GV chiếu mô phỏng tia sáng đi từ nguồn đến vật rồi đến mắt</w:t>
-            </w:r>
-          </w:p>
-          <w:p>
-            <w:pPr>
-              <w:spacing w:after="0"/>
-            </w:pPr>
-            <w:r>
-              <w:rPr>
-                <w:b w:val="0"/>
-                <w:i w:val="0"/>
-                <w:sz w:val="18"/>
-              </w:rPr>
-              <w:t>NLS-GQVĐ (Cơ bản 2): Sau thí nghiệm với đèn pin và tấm bìa, HS ghi kết quả vào bảng chiếu trên màn hình; khi các nhóm ra kết quả khác nhau</w:t>
-            </w:r>
-          </w:p>
-          <w:p>
-            <w:pPr>
-              <w:spacing w:after="0"/>
-            </w:pPr>
-            <w:r>
-              <w:rPr>
-                <w:b w:val="0"/>
-                <w:i w:val="0"/>
-                <w:sz w:val="18"/>
-              </w:rPr>
-              <w:t>NLS-AT: Tuyệt đối không chiếu đèn pin thẳng vào mắt mình hoặc mắt bạn</w:t>
+              <w:t>NLS-KT (Cơ bản 2): Ở bài “Ánh sáng và sự truyền ánh sáng”, GV chiếu mô phỏng tia sáng đi từ nguồn đến vật.</w:t>
             </w:r>
           </w:p>
           <w:p>
@@ -2603,33 +2421,7 @@
                 <w:i w:val="0"/>
                 <w:sz w:val="18"/>
               </w:rPr>
-              <w:t>NLS-KT (Cơ bản 2): GV dùng mô phỏng trên máy: kéo nguồn sáng lại gần, ra xa, đổi vị trí vật cản để HS thấy bóng của vật to lên, nhỏ đi</w:t>
-            </w:r>
-          </w:p>
-          <w:p>
-            <w:pPr>
-              <w:spacing w:after="0"/>
-            </w:pPr>
-            <w:r>
-              <w:rPr>
-                <w:b w:val="0"/>
-                <w:i w:val="0"/>
-                <w:sz w:val="18"/>
-              </w:rPr>
-              <w:t>NLS-GQVĐ (Cơ bản 2): HS làm thí nghiệm thật với đèn pin và vật cản để kiểm chứng lại điều vừa thấy trên mô phỏng</w:t>
-            </w:r>
-          </w:p>
-          <w:p>
-            <w:pPr>
-              <w:spacing w:after="0"/>
-            </w:pPr>
-            <w:r>
-              <w:rPr>
-                <w:b w:val="0"/>
-                <w:i w:val="0"/>
-                <w:sz w:val="18"/>
-              </w:rPr>
-              <w:t>NLS-AT: Không chiếu đèn pin, đèn la-de vào mắt mình và mắt bạn</w:t>
+              <w:t>NLS-GQVĐ (Cơ bản 2): HS làm thí nghiệm thật với đèn pin và vật cản.</w:t>
             </w:r>
           </w:p>
         </w:tc>
@@ -2860,33 +2652,7 @@
                 <w:i w:val="0"/>
                 <w:sz w:val="18"/>
               </w:rPr>
-              <w:t>NLS-KT (Cơ bản 2): Ở bài “Âm thanh và sự truyền âm thanh”, GV chiếu mô phỏng sóng âm lan từ nguồn phát đến tai người qua không khí, qua nước</w:t>
-            </w:r>
-          </w:p>
-          <w:p>
-            <w:pPr>
-              <w:spacing w:after="0"/>
-            </w:pPr>
-            <w:r>
-              <w:rPr>
-                <w:b w:val="0"/>
-                <w:i w:val="0"/>
-                <w:sz w:val="18"/>
-              </w:rPr>
-              <w:t>NLS-GQVĐ (Cơ bản 2): Sau thí nghiệm gõ vào bàn, gõ vào chậu nước, HS ghi kết quả nghe được vào bảng chiếu trên màn hình; khi các nhóm ghi khác nhau</w:t>
-            </w:r>
-          </w:p>
-          <w:p>
-            <w:pPr>
-              <w:spacing w:after="0"/>
-            </w:pPr>
-            <w:r>
-              <w:rPr>
-                <w:b w:val="0"/>
-                <w:i w:val="0"/>
-                <w:sz w:val="18"/>
-              </w:rPr>
-              <w:t>NLS-AT: Không gõ mạnh sát tai bạn, không mở loa quá to khi thử âm thanh</w:t>
+              <w:t>NLS-KT (Cơ bản 2): Ở bài “Âm thanh và sự truyền âm thanh”, GV chiếu mô phỏng sóng âm lan từ nguồn phát đến tai người.</w:t>
             </w:r>
           </w:p>
         </w:tc>
@@ -3246,33 +3012,7 @@
                 <w:i w:val="0"/>
                 <w:sz w:val="18"/>
               </w:rPr>
-              <w:t>NLS-GQVĐ (Cơ bản 2): HS dùng ứng dụng đo độ ồn trên điện thoại của GV để đo mức ồn ở lớp học lúc yên lặng, lúc thảo luận</w:t>
-            </w:r>
-          </w:p>
-          <w:p>
-            <w:pPr>
-              <w:spacing w:after="0"/>
-            </w:pPr>
-            <w:r>
-              <w:rPr>
-                <w:b w:val="0"/>
-                <w:i w:val="0"/>
-                <w:sz w:val="18"/>
-              </w:rPr>
-              <w:t>NLS-ST (Cơ bản 2): HS ghi âm vài âm thanh quen thuộc, cho cả lớp nghe và đoán</w:t>
-            </w:r>
-          </w:p>
-          <w:p>
-            <w:pPr>
-              <w:spacing w:after="0"/>
-            </w:pPr>
-            <w:r>
-              <w:rPr>
-                <w:b w:val="0"/>
-                <w:i w:val="0"/>
-                <w:sz w:val="18"/>
-              </w:rPr>
-              <w:t>NLS-AT: Không mở loa, tai nghe ở mức lớn vì hại tai</w:t>
+              <w:t>NLS-GQVĐ (Cơ bản 2): HS dùng ứng dụng đo độ ồn trên điện thoại của.</w:t>
             </w:r>
           </w:p>
           <w:p>
@@ -3516,33 +3256,7 @@
                 <w:i w:val="0"/>
                 <w:sz w:val="18"/>
               </w:rPr>
-              <w:t>NLS-KT (Cơ bản 2): Ở bài “Nhiệt độ và sự truyền nhiệt”, GV chiếu ảnh phóng to mặt nhiệt kế để cả lớp cùng đọc đúng số chỉ</w:t>
-            </w:r>
-          </w:p>
-          <w:p>
-            <w:pPr>
-              <w:spacing w:after="0"/>
-            </w:pPr>
-            <w:r>
-              <w:rPr>
-                <w:b w:val="0"/>
-                <w:i w:val="0"/>
-                <w:sz w:val="18"/>
-              </w:rPr>
-              <w:t>NLS-GQVĐ (Cơ bản 2): HS ghi kết quả đo vào bảng chiếu trên màn hình rồi cùng đối chiếu; khi số liệu các nhóm khác nhau</w:t>
-            </w:r>
-          </w:p>
-          <w:p>
-            <w:pPr>
-              <w:spacing w:after="0"/>
-            </w:pPr>
-            <w:r>
-              <w:rPr>
-                <w:b w:val="0"/>
-                <w:i w:val="0"/>
-                <w:sz w:val="18"/>
-              </w:rPr>
-              <w:t>NLS-AT: Cầm nhiệt kế nhẹ tay, không lắc mạnh</w:t>
+              <w:t>NLS-KT (Cơ bản 2): Ở bài “Nhiệt độ và sự truyền nhiệt”, GV chiếu ảnh phóng to mặt nhiệt kế.</w:t>
             </w:r>
           </w:p>
         </w:tc>
@@ -3773,33 +3487,7 @@
                 <w:i w:val="0"/>
                 <w:sz w:val="18"/>
               </w:rPr>
-              <w:t>NLS-KT (Cơ bản 2): Ở bài vật dẫn nhiệt tốt và vật dẫn nhiệt kém, GV chiếu mô phỏng nhiệt truyền qua thìa kim loại và thìa gỗ cắm trong cốc nước</w:t>
-            </w:r>
-          </w:p>
-          <w:p>
-            <w:pPr>
-              <w:spacing w:after="0"/>
-            </w:pPr>
-            <w:r>
-              <w:rPr>
-                <w:b w:val="0"/>
-                <w:i w:val="0"/>
-                <w:sz w:val="18"/>
-              </w:rPr>
-              <w:t>NLS-GQVĐ (Cơ bản 2): HS ghi kết quả thí nghiệm vào bảng chiếu trên màn hình rồi đối chiếu với dự đoán; khi kết quả các nhóm khác nhau</w:t>
-            </w:r>
-          </w:p>
-          <w:p>
-            <w:pPr>
-              <w:spacing w:after="0"/>
-            </w:pPr>
-            <w:r>
-              <w:rPr>
-                <w:b w:val="0"/>
-                <w:i w:val="0"/>
-                <w:sz w:val="18"/>
-              </w:rPr>
-              <w:t>NLS-AT: Thí nghiệm với nước nóng phải do thầy cô rót, HS không tự cầm cốc nước sôi</w:t>
+              <w:t>NLS-GQVĐ (Cơ bản 2): HS ghi kết quả thí nghiệm vào bảng chiếu trên màn hình.</w:t>
             </w:r>
           </w:p>
           <w:p>
@@ -4158,33 +3846,7 @@
                 <w:i w:val="0"/>
                 <w:sz w:val="18"/>
               </w:rPr>
-              <w:t>NLS-KT (Cơ bản 2): GV chiếu phim tua nhanh về “Thực vật cần gì để sống và phát triển”: cây thiếu nước héo dần, cây trong tối vươn dài và bạc màu</w:t>
-            </w:r>
-          </w:p>
-          <w:p>
-            <w:pPr>
-              <w:spacing w:after="0"/>
-            </w:pPr>
-            <w:r>
-              <w:rPr>
-                <w:b w:val="0"/>
-                <w:i w:val="0"/>
-                <w:sz w:val="18"/>
-              </w:rPr>
-              <w:t>NLS-GQVĐ (Cơ bản 2): HS chụp ảnh chậu cây hoặc vật nuôi của nhóm mỗi ngày vào cùng một giờ, ghi chiều cao, số lá</w:t>
-            </w:r>
-          </w:p>
-          <w:p>
-            <w:pPr>
-              <w:spacing w:after="0"/>
-            </w:pPr>
-            <w:r>
-              <w:rPr>
-                <w:b w:val="0"/>
-                <w:i w:val="0"/>
-                <w:sz w:val="18"/>
-              </w:rPr>
-              <w:t>NLS-AT: Không bỏ đói, bỏ khát con vật để làm thí nghiệm</w:t>
+              <w:t>NLS-KT (Cơ bản 2): Chiếu phim tua nhanh về “Thực vật cần gì để sống và phát triển”.</w:t>
             </w:r>
           </w:p>
         </w:tc>
@@ -4531,33 +4193,7 @@
                 <w:i w:val="0"/>
                 <w:sz w:val="18"/>
               </w:rPr>
-              <w:t>NLS-KT (Cơ bản 2): GV chiếu phim tua nhanh về “Động vật cần gì để sống”: cây thiếu nước héo dần, cây trong tối vươn dài và bạc màu</w:t>
-            </w:r>
-          </w:p>
-          <w:p>
-            <w:pPr>
-              <w:spacing w:after="0"/>
-            </w:pPr>
-            <w:r>
-              <w:rPr>
-                <w:b w:val="0"/>
-                <w:i w:val="0"/>
-                <w:sz w:val="18"/>
-              </w:rPr>
-              <w:t>NLS-GQVĐ (Cơ bản 2): HS chụp ảnh chậu cây hoặc vật nuôi của nhóm mỗi ngày vào cùng một giờ, ghi chiều cao, số lá</w:t>
-            </w:r>
-          </w:p>
-          <w:p>
-            <w:pPr>
-              <w:spacing w:after="0"/>
-            </w:pPr>
-            <w:r>
-              <w:rPr>
-                <w:b w:val="0"/>
-                <w:i w:val="0"/>
-                <w:sz w:val="18"/>
-              </w:rPr>
-              <w:t>NLS-AT: Không bỏ đói, bỏ khát con vật để làm thí nghiệm</w:t>
+              <w:t>NLS-GQVĐ (Cơ bản 2): HS chụp ảnh chậu cây hoặc vật nuôi của nhóm mỗi ngày vào cùng một giờ, ghi chiều cao, số lá, tình.</w:t>
             </w:r>
           </w:p>
         </w:tc>
@@ -5387,33 +5023,7 @@
                 <w:i w:val="0"/>
                 <w:sz w:val="18"/>
               </w:rPr>
-              <w:t>NLS-KT (Cơ bản 2): GV chiếu ảnh chụp qua kính hiển vi và ảnh cận cảnh phóng to về “Đặc điểm chung của nấm”: sợi nấm, bào tử</w:t>
-            </w:r>
-          </w:p>
-          <w:p>
-            <w:pPr>
-              <w:spacing w:after="0"/>
-            </w:pPr>
-            <w:r>
-              <w:rPr>
-                <w:b w:val="0"/>
-                <w:i w:val="0"/>
-                <w:sz w:val="18"/>
-              </w:rPr>
-              <w:t>AI-NB (Cơ bản 2): GV cho HS xem thử một ứng dụng nhận diện nấm qua ảnh và nêu rõ: máy có thể đoán sai giữa nấm ăn được và nấm độc</w:t>
-            </w:r>
-          </w:p>
-          <w:p>
-            <w:pPr>
-              <w:spacing w:after="0"/>
-            </w:pPr>
-            <w:r>
-              <w:rPr>
-                <w:b w:val="0"/>
-                <w:i w:val="0"/>
-                <w:sz w:val="18"/>
-              </w:rPr>
-              <w:t>NLS-AT: Không hái, không nếm, không ngửi nấm lạ mọc ngoài tự nhiên</w:t>
+              <w:t>AI-NB (Nhận biết): Cho HS xem thử một ứng dụng nhận diện nấm qua ảnh.</w:t>
             </w:r>
           </w:p>
         </w:tc>
@@ -5644,33 +5254,7 @@
                 <w:i w:val="0"/>
                 <w:sz w:val="18"/>
               </w:rPr>
-              <w:t>NLS-KT (Cơ bản 2): GV chiếu ảnh chụp qua kính hiển vi và ảnh cận cảnh phóng to về “Nấm ăn và nấm trong chế biến thực phẩm”: sợi nấm, bào tử</w:t>
-            </w:r>
-          </w:p>
-          <w:p>
-            <w:pPr>
-              <w:spacing w:after="0"/>
-            </w:pPr>
-            <w:r>
-              <w:rPr>
-                <w:b w:val="0"/>
-                <w:i w:val="0"/>
-                <w:sz w:val="18"/>
-              </w:rPr>
-              <w:t>AI-NB (Cơ bản 2): GV cho HS xem thử một ứng dụng nhận diện nấm qua ảnh và nêu rõ: máy có thể đoán sai giữa nấm ăn được và nấm độc</w:t>
-            </w:r>
-          </w:p>
-          <w:p>
-            <w:pPr>
-              <w:spacing w:after="0"/>
-            </w:pPr>
-            <w:r>
-              <w:rPr>
-                <w:b w:val="0"/>
-                <w:i w:val="0"/>
-                <w:sz w:val="18"/>
-              </w:rPr>
-              <w:t>NLS-AT: Không hái, không nếm, không ngửi nấm lạ mọc ngoài tự nhiên</w:t>
+              <w:t>NLS-KT (Cơ bản 2): Chiếu ảnh chụp qua kính hiển vi và ảnh cận cảnh phóng to về “Nấm ăn và nấm trong chế biến thực phẩm”.</w:t>
             </w:r>
           </w:p>
         </w:tc>
@@ -5901,33 +5485,7 @@
                 <w:i w:val="0"/>
                 <w:sz w:val="18"/>
               </w:rPr>
-              <w:t>NLS-KT (Cơ bản 2): GV chiếu ảnh chụp qua kính hiển vi và ảnh cận cảnh phóng to về “Nấm gây hỏng thực phẩm và nấm độc”: sợi nấm, bào tử</w:t>
-            </w:r>
-          </w:p>
-          <w:p>
-            <w:pPr>
-              <w:spacing w:after="0"/>
-            </w:pPr>
-            <w:r>
-              <w:rPr>
-                <w:b w:val="0"/>
-                <w:i w:val="0"/>
-                <w:sz w:val="18"/>
-              </w:rPr>
-              <w:t>AI-NB (Cơ bản 2): GV cho HS xem thử một ứng dụng nhận diện nấm qua ảnh và nêu rõ: máy có thể đoán sai giữa nấm ăn được và nấm độc</w:t>
-            </w:r>
-          </w:p>
-          <w:p>
-            <w:pPr>
-              <w:spacing w:after="0"/>
-            </w:pPr>
-            <w:r>
-              <w:rPr>
-                <w:b w:val="0"/>
-                <w:i w:val="0"/>
-                <w:sz w:val="18"/>
-              </w:rPr>
-              <w:t>NLS-AT: Không hái, không nếm, không ngửi nấm lạ mọc ngoài tự nhiên</w:t>
+              <w:t>AI-NB (Nhận biết): Cho HS xem thử một ứng dụng nhận diện nấm qua ảnh.</w:t>
             </w:r>
           </w:p>
         </w:tc>
@@ -6274,46 +5832,7 @@
                 <w:i w:val="0"/>
                 <w:sz w:val="18"/>
               </w:rPr>
-              <w:t>NLS-GQVĐ (Cơ bản 2): HS ghi lại thực đơn một ngày của mình vào bảng tính, xếp từng món vào nhóm chất bột đường – chất đạm – chất béo – vi-ta-min</w:t>
-            </w:r>
-          </w:p>
-          <w:p>
-            <w:pPr>
-              <w:spacing w:after="0"/>
-            </w:pPr>
-            <w:r>
-              <w:rPr>
-                <w:b w:val="0"/>
-                <w:i w:val="0"/>
-                <w:sz w:val="18"/>
-              </w:rPr>
-              <w:t>NLS-KT (Cơ bản 2): HS đọc bảng thành phần dinh dưỡng in trên vỏ hộp sữa, gói bánh (hoặc ảnh chụp phóng to trên màn hình) để tìm lượng đường</w:t>
-            </w:r>
-          </w:p>
-          <w:p>
-            <w:pPr>
-              <w:spacing w:after="0"/>
-            </w:pPr>
-            <w:r>
-              <w:rPr>
-                <w:b w:val="0"/>
-                <w:i w:val="0"/>
-                <w:sz w:val="18"/>
-              </w:rPr>
-              <w:t>AI-NB (Cơ bản 2): GV nêu: trên mạng có rất nhiều lời khuyên ăn uống “thần kì” để cao lên, gầy đi</w:t>
-            </w:r>
-          </w:p>
-          <w:p>
-            <w:pPr>
-              <w:spacing w:after="0"/>
-            </w:pPr>
-            <w:r>
-              <w:rPr>
-                <w:b w:val="0"/>
-                <w:i w:val="0"/>
-                <w:sz w:val="18"/>
-              </w:rPr>
-              <w:t>NLS-AT: Không tự nhịn ăn, không tự bỏ bữa</w:t>
+              <w:t>NLS-GQVĐ (Cơ bản 2): HS ghi lại thực đơn một ngày của mình vào bảng tính, xếp từng món vào nhóm chất bột đường.</w:t>
             </w:r>
           </w:p>
           <w:p>
@@ -6570,46 +6089,7 @@
                 <w:i w:val="0"/>
                 <w:sz w:val="18"/>
               </w:rPr>
-              <w:t>NLS-GQVĐ (Cơ bản 2): HS ghi lại thực đơn một ngày của mình vào bảng tính, xếp từng món vào nhóm chất bột đường – chất đạm – chất béo – vi-ta-min</w:t>
-            </w:r>
-          </w:p>
-          <w:p>
-            <w:pPr>
-              <w:spacing w:after="0"/>
-            </w:pPr>
-            <w:r>
-              <w:rPr>
-                <w:b w:val="0"/>
-                <w:i w:val="0"/>
-                <w:sz w:val="18"/>
-              </w:rPr>
-              <w:t>NLS-KT (Cơ bản 2): HS đọc bảng thành phần dinh dưỡng in trên vỏ hộp sữa, gói bánh (hoặc ảnh chụp phóng to trên màn hình) để tìm lượng đường</w:t>
-            </w:r>
-          </w:p>
-          <w:p>
-            <w:pPr>
-              <w:spacing w:after="0"/>
-            </w:pPr>
-            <w:r>
-              <w:rPr>
-                <w:b w:val="0"/>
-                <w:i w:val="0"/>
-                <w:sz w:val="18"/>
-              </w:rPr>
-              <w:t>AI-NB (Cơ bản 2): GV nêu: trên mạng có rất nhiều lời khuyên ăn uống “thần kì” để cao lên, gầy đi</w:t>
-            </w:r>
-          </w:p>
-          <w:p>
-            <w:pPr>
-              <w:spacing w:after="0"/>
-            </w:pPr>
-            <w:r>
-              <w:rPr>
-                <w:b w:val="0"/>
-                <w:i w:val="0"/>
-                <w:sz w:val="18"/>
-              </w:rPr>
-              <w:t>NLS-AT: Không tự nhịn ăn, không tự bỏ bữa</w:t>
+              <w:t>NLS-KT (Cơ bản 2): HS đọc bảng thành phần dinh dưỡng in trên vỏ hộp sữa, gói bánh (hoặc ảnh chụp phóng to trên màn hình).</w:t>
             </w:r>
           </w:p>
           <w:p>
@@ -6980,46 +6460,7 @@
                 <w:i w:val="0"/>
                 <w:sz w:val="18"/>
               </w:rPr>
-              <w:t>NLS-GQVĐ (Cơ bản 2): HS ghi lại thực đơn một ngày của mình vào bảng tính, xếp từng món vào nhóm chất bột đường – chất đạm – chất béo – vi-ta-min</w:t>
-            </w:r>
-          </w:p>
-          <w:p>
-            <w:pPr>
-              <w:spacing w:after="0"/>
-            </w:pPr>
-            <w:r>
-              <w:rPr>
-                <w:b w:val="0"/>
-                <w:i w:val="0"/>
-                <w:sz w:val="18"/>
-              </w:rPr>
-              <w:t>NLS-KT (Cơ bản 2): HS đọc bảng thành phần dinh dưỡng in trên vỏ hộp sữa, gói bánh (hoặc ảnh chụp phóng to trên màn hình) để tìm lượng đường</w:t>
-            </w:r>
-          </w:p>
-          <w:p>
-            <w:pPr>
-              <w:spacing w:after="0"/>
-            </w:pPr>
-            <w:r>
-              <w:rPr>
-                <w:b w:val="0"/>
-                <w:i w:val="0"/>
-                <w:sz w:val="18"/>
-              </w:rPr>
-              <w:t>AI-NB (Cơ bản 2): GV nêu: trên mạng có rất nhiều lời khuyên ăn uống “thần kì” để cao lên, gầy đi</w:t>
-            </w:r>
-          </w:p>
-          <w:p>
-            <w:pPr>
-              <w:spacing w:after="0"/>
-            </w:pPr>
-            <w:r>
-              <w:rPr>
-                <w:b w:val="0"/>
-                <w:i w:val="0"/>
-                <w:sz w:val="18"/>
-              </w:rPr>
-              <w:t>NLS-AT: Không tự nhịn ăn, không tự bỏ bữa</w:t>
+              <w:t>NLS-GQVĐ (Cơ bản 2): HS ghi lại thực đơn một ngày của mình vào bảng tính, xếp từng món vào nhóm chất bột đường.</w:t>
             </w:r>
           </w:p>
           <w:p>
@@ -7379,33 +6820,7 @@
                 <w:i w:val="0"/>
                 <w:sz w:val="18"/>
               </w:rPr>
-              <w:t>NLS-KT (Cơ bản 2): GV hướng dẫn HS đọc thông tin bắt buộc trên bao bì: hạn sử dụng, nơi sản xuất, thành phần</w:t>
-            </w:r>
-          </w:p>
-          <w:p>
-            <w:pPr>
-              <w:spacing w:after="0"/>
-            </w:pPr>
-            <w:r>
-              <w:rPr>
-                <w:b w:val="0"/>
-                <w:i w:val="0"/>
-                <w:sz w:val="18"/>
-              </w:rPr>
-              <w:t>NLS-GQVĐ (Cơ bản 2): HS lập bảng phân loại thực phẩm an toàn – không an toàn dựa trên dấu hiệu quan sát được (bao bì rách, phồng, hết hạn</w:t>
-            </w:r>
-          </w:p>
-          <w:p>
-            <w:pPr>
-              <w:spacing w:after="0"/>
-            </w:pPr>
-            <w:r>
-              <w:rPr>
-                <w:b w:val="0"/>
-                <w:i w:val="0"/>
-                <w:sz w:val="18"/>
-              </w:rPr>
-              <w:t>NLS-AT: Không ăn thử thực phẩm nghi hỏng để kiểm tra; kết quả quét mã chỉ để tham khảo</w:t>
+              <w:t>NLS-KT (Cơ bản 2): Hướng dẫn HS đọc thông tin bắt buộc trên bao bì: hạn sử dụng, nơi sản xuất, thành phần.</w:t>
             </w:r>
           </w:p>
           <w:p>
@@ -7763,33 +7178,7 @@
                 <w:i w:val="0"/>
                 <w:sz w:val="18"/>
               </w:rPr>
-              <w:t>NLS-KT (Cơ bản 2): GV chiếu phim mô phỏng và phim hướng dẫn của cơ quan cứu hộ: dấu hiệu người bị đuối nước, cách gọi người lớn, cách đưa phao, gậy</w:t>
-            </w:r>
-          </w:p>
-          <w:p>
-            <w:pPr>
-              <w:spacing w:after="0"/>
-            </w:pPr>
-            <w:r>
-              <w:rPr>
-                <w:b w:val="0"/>
-                <w:i w:val="0"/>
-                <w:sz w:val="18"/>
-              </w:rPr>
-              <w:t>NLS-GT (Cơ bản 2): HS thực hành gọi trợ giúp: hô to gọi người lớn, gọi 114 hoặc 115, nói rõ địa điểm và tình huống; tập nói ngắn gọn</w:t>
-            </w:r>
-          </w:p>
-          <w:p>
-            <w:pPr>
-              <w:spacing w:after="0"/>
-            </w:pPr>
-            <w:r>
-              <w:rPr>
-                <w:b w:val="0"/>
-                <w:i w:val="0"/>
-                <w:sz w:val="18"/>
-              </w:rPr>
-              <w:t>NLS-AT: Tuyệt đối không tự nhảy xuống nước cứu bạn; không rủ nhau ra ao, hồ</w:t>
+              <w:t>NLS-GT (Cơ bản 2): HS thực hành gọi trợ giúp.</w:t>
             </w:r>
           </w:p>
         </w:tc>
@@ -8251,33 +7640,7 @@
                 <w:i w:val="0"/>
                 <w:sz w:val="18"/>
               </w:rPr>
-              <w:t>NLS-GQVĐ (Cơ bản 2): GV dùng học liệu tương tác kéo thả để HS dựng chuỗi thức ăn trong “Chuỗi thức ăn trong tự nhiên”: đặt sai mắt xích thì mũi tên</w:t>
-            </w:r>
-          </w:p>
-          <w:p>
-            <w:pPr>
-              <w:spacing w:after="0"/>
-            </w:pPr>
-            <w:r>
-              <w:rPr>
-                <w:b w:val="0"/>
-                <w:i w:val="0"/>
-                <w:sz w:val="18"/>
-              </w:rPr>
-              <w:t>NLS-ST (Cơ bản 2): HS dựng sơ đồ chuỗi thức ăn của một môi trường quen thuộc (ruộng lúa, ao cá</w:t>
-            </w:r>
-          </w:p>
-          <w:p>
-            <w:pPr>
-              <w:spacing w:after="0"/>
-            </w:pPr>
-            <w:r>
-              <w:rPr>
-                <w:b w:val="0"/>
-                <w:i w:val="0"/>
-                <w:sz w:val="18"/>
-              </w:rPr>
-              <w:t>NLS-AT: Không bắt, không giết sinh vật để làm mẫu cho sơ đồ</w:t>
+              <w:t>NLS-GQVĐ (Cơ bản 2): Dùng học liệu tương tác kéo thả.</w:t>
             </w:r>
           </w:p>
           <w:p>
@@ -8650,33 +8013,7 @@
                 <w:i w:val="0"/>
                 <w:sz w:val="18"/>
               </w:rPr>
-              <w:t>NLS-GQVĐ (Cơ bản 2): GV dùng học liệu tương tác kéo thả để HS dựng chuỗi thức ăn trong “Vai trò của thực vật trong chuỗi thức ăn”: đặt sai mắt xích</w:t>
-            </w:r>
-          </w:p>
-          <w:p>
-            <w:pPr>
-              <w:spacing w:after="0"/>
-            </w:pPr>
-            <w:r>
-              <w:rPr>
-                <w:b w:val="0"/>
-                <w:i w:val="0"/>
-                <w:sz w:val="18"/>
-              </w:rPr>
-              <w:t>NLS-ST (Cơ bản 2): HS dựng sơ đồ chuỗi thức ăn của một môi trường quen thuộc (ruộng lúa, ao cá</w:t>
-            </w:r>
-          </w:p>
-          <w:p>
-            <w:pPr>
-              <w:spacing w:after="0"/>
-            </w:pPr>
-            <w:r>
-              <w:rPr>
-                <w:b w:val="0"/>
-                <w:i w:val="0"/>
-                <w:sz w:val="18"/>
-              </w:rPr>
-              <w:t>NLS-AT: Không bắt, không giết sinh vật để làm mẫu cho sơ đồ</w:t>
+              <w:t>NLS-ST (Cơ bản 2): HS dựng sơ đồ chuỗi thức ăn của một môi trường quen thuộc (ruộng lúa, ao cá, vườn trường) trên máy hoặc.</w:t>
             </w:r>
           </w:p>
           <w:p>
@@ -9380,6 +8717,7 @@
                 <w:i w:val="0"/>
                 <w:sz w:val="18"/>
               </w:rPr>
+              <w:t>NLS-KT (Cơ bản 2): Ở hoạt động Tổng kết môn học, GV chiếu sơ đồ các chủ đề đã học trong năm lên màn hình, mở.</w:t>
             </w:r>
           </w:p>
         </w:tc>

--- a/assets/docs/lop4/Khoa hoc - Lop 4.docx
+++ b/assets/docs/lop4/Khoa hoc - Lop 4.docx
@@ -585,7 +585,7 @@
                 <w:i w:val="0"/>
                 <w:sz w:val="20"/>
               </w:rPr>
-              <w:t>Bài 1: Tính chất của nước và nước với cuộc sống (tiết 1)</w:t>
+              <w:t>Bài 1. Tính chất của nước và nước với cuộc sống (Tiết 1)</w:t>
             </w:r>
           </w:p>
         </w:tc>
@@ -624,7 +624,7 @@
                 <w:i w:val="0"/>
                 <w:sz w:val="18"/>
               </w:rPr>
-              <w:t>NLS-KT (Cơ bản 2): Trong bài “Tính chất của nước và nước với cuộc sống (Tiết 1)”, GV chiếu video quay cận cảnh các thí nghiệm.</w:t>
+              <w:t>Năng lực số 1.1 CB2c: HS xem video quay cận cảnh thí nghiệm rồi nêu được các tính chất của nước quan sát thấy</w:t>
             </w:r>
           </w:p>
         </w:tc>
@@ -700,7 +700,7 @@
                 <w:i w:val="0"/>
                 <w:sz w:val="20"/>
               </w:rPr>
-              <w:t>Bài 1: Tính chất của nước và nước với cuộc sống (tiết 2)</w:t>
+              <w:t>Bài 1. Tính chất của nước và nước với cuộc sống (Tiết 2)</w:t>
             </w:r>
           </w:p>
         </w:tc>
@@ -816,7 +816,7 @@
                 <w:i w:val="0"/>
                 <w:sz w:val="20"/>
               </w:rPr>
-              <w:t>Bài 2: Sự chuyển thể của nước và vòng tuần hoàn của nước trong tự nhiên (tiết 1)</w:t>
+              <w:t>Bài 2. Sự chuyển thể của nước và vòng tuần hoàn của nước trong tự nhiên (Tiết 1)</w:t>
             </w:r>
           </w:p>
         </w:tc>
@@ -868,7 +868,7 @@
                 <w:i w:val="0"/>
                 <w:sz w:val="18"/>
               </w:rPr>
-              <w:t>NLS-GQVĐ (Cơ bản 2): HS làm thí nghiệm đơn giản với cốc nước đá và cốc nước nóng.</w:t>
+              <w:t>Năng lực số 1.1 CB2c: HS mô tả được vòng tuần hoàn của nước nhờ quan sát sơ đồ động và thí nghiệm.</w:t>
             </w:r>
           </w:p>
           <w:p>
@@ -957,7 +957,7 @@
                 <w:i w:val="0"/>
                 <w:sz w:val="20"/>
               </w:rPr>
-              <w:t>Bài 2: Sự chuyển thể của nước và vòng tuần hoàn của nước trong tự nhiên (tiết 2)</w:t>
+              <w:t>Bài 2. Sự chuyển thể của nước và vòng tuần hoàn của nước trong tự nhiên (Tiết 2)</w:t>
             </w:r>
           </w:p>
         </w:tc>
@@ -996,6 +996,7 @@
                 <w:i w:val="0"/>
                 <w:sz w:val="18"/>
               </w:rPr>
+              <w:t>Năng lực số 1.1 CB2c: HS mô tả được vòng tuần hoàn của nước nhờ quan sát sơ đồ động và thí nghiệm</w:t>
             </w:r>
           </w:p>
         </w:tc>
@@ -1073,7 +1074,7 @@
                 <w:i w:val="0"/>
                 <w:sz w:val="20"/>
               </w:rPr>
-              <w:t>Bài 3: Sự ô nhiễm và bảo vệ nguồn nước. Một số cách làm sạch nước (tiết 1)</w:t>
+              <w:t>Bài 3. Sự ô nhiễm và bảo vệ nguồn nước. Một số cách làm sạch nước (Tiết 1)</w:t>
             </w:r>
           </w:p>
         </w:tc>
@@ -1112,7 +1113,7 @@
                 <w:i w:val="0"/>
                 <w:sz w:val="18"/>
               </w:rPr>
-              <w:t>NLS-KT (Cơ bản 2): Ở bài về ô nhiễm và bảo vệ nguồn nước.</w:t>
+              <w:t>Năng lực số 1.1 CB2c: HS nêu được nguyên nhân, hậu quả của ô nhiễm nguồn nước dựa trên hình ảnh và số liệu chính thống</w:t>
             </w:r>
           </w:p>
           <w:p>
@@ -1201,7 +1202,7 @@
                 <w:i w:val="0"/>
                 <w:sz w:val="20"/>
               </w:rPr>
-              <w:t>Bài 3: Sự ô nhiễm và bảo vệ nguồn nước. Một số cách làm sạch nước (tiết 2)</w:t>
+              <w:t>Bài 3. Sự ô nhiễm và bảo vệ nguồn nước. Một số cách làm sạch nước (Tiết 2)</w:t>
             </w:r>
           </w:p>
         </w:tc>
@@ -1240,6 +1241,7 @@
                 <w:i w:val="0"/>
                 <w:sz w:val="18"/>
               </w:rPr>
+              <w:t>Năng lực số 1.1 CB2c: HS nêu được nguyên nhân, hậu quả của ô nhiễm nguồn nước dựa trên hình ảnh và số liệu chính thống</w:t>
             </w:r>
           </w:p>
         </w:tc>
@@ -1317,7 +1319,7 @@
                 <w:i w:val="0"/>
                 <w:sz w:val="20"/>
               </w:rPr>
-              <w:t>Bài 4: Không khí có ở đâu? Thành phần và tính chất của không khí (tiết 1)</w:t>
+              <w:t>Bài 4. Không khí có ở đâu? Tính chất và thành phần của không khí (Tiết 1)</w:t>
             </w:r>
           </w:p>
         </w:tc>
@@ -1432,7 +1434,7 @@
                 <w:i w:val="0"/>
                 <w:sz w:val="20"/>
               </w:rPr>
-              <w:t>Bài 4: Không khí có ở đâu? Thành phần và tính chất của không khí (tiết 2)</w:t>
+              <w:t>Bài 4. Không khí có ở đâu? Tính chất và thành phần của không khí (Tiết 2)</w:t>
             </w:r>
           </w:p>
         </w:tc>
@@ -1548,7 +1550,7 @@
                 <w:i w:val="0"/>
                 <w:sz w:val="20"/>
               </w:rPr>
-              <w:t>Bài 5: Vai trò của không khí và bảo vệ bầu không khí trong lành (tiết 1)</w:t>
+              <w:t>Bài 5. Vai trò của không khí và bảo vệ bầu không khí trong lành (Tiết 1)</w:t>
             </w:r>
           </w:p>
         </w:tc>
@@ -1587,7 +1589,7 @@
                 <w:i w:val="0"/>
                 <w:sz w:val="18"/>
               </w:rPr>
-              <w:t>NLS-KT (Cơ bản 2): Mở bảng chỉ số chất lượng không khí của thành phố gần nhất trên trang chính thống.</w:t>
+              <w:t>Năng lực số 1.1 CB2c: HS đọc được chỉ số chất lượng không khí và rút ra việc nên làm trong ngày hôm đó</w:t>
             </w:r>
           </w:p>
         </w:tc>
@@ -1663,7 +1665,7 @@
                 <w:i w:val="0"/>
                 <w:sz w:val="20"/>
               </w:rPr>
-              <w:t>Bài 5: Vai trò của không khí và bảo vệ bầu không khí trong lành (tiết 2)</w:t>
+              <w:t>Bài 5. Vai trò của không khí và bảo vệ bầu không khí trong lành (Tiết 2)</w:t>
             </w:r>
           </w:p>
         </w:tc>
@@ -1702,6 +1704,7 @@
                 <w:i w:val="0"/>
                 <w:sz w:val="18"/>
               </w:rPr>
+              <w:t>Năng lực số 1.1 CB2c: HS đọc được chỉ số chất lượng không khí và rút ra việc nên làm trong ngày hôm đó</w:t>
             </w:r>
           </w:p>
         </w:tc>
@@ -1779,7 +1782,7 @@
                 <w:i w:val="0"/>
                 <w:sz w:val="20"/>
               </w:rPr>
-              <w:t>Bài 6: Gió, bão và phòng chống bão (tiết 1)</w:t>
+              <w:t>Bài 6. Gió, bão và phòng chống bão (Tiết 1)</w:t>
             </w:r>
           </w:p>
         </w:tc>
@@ -1818,7 +1821,7 @@
                 <w:i w:val="0"/>
                 <w:sz w:val="18"/>
               </w:rPr>
-              <w:t>AI-NB (Nhận biết): Nêu: dự báo bão ngày nay do máy tính tính toán từ rất nhiều số liệu.</w:t>
+              <w:t>Năng lực số 1.2 CB2a: HS nêu được vì sao phải theo dõi bản tin mới nhất và không chia sẻ tin bão chưa kiểm chứng</w:t>
             </w:r>
           </w:p>
           <w:p>
@@ -1907,7 +1910,7 @@
                 <w:i w:val="0"/>
                 <w:sz w:val="20"/>
               </w:rPr>
-              <w:t>Bài 6: Gió, bão và phòng chống bão (tiết 2)</w:t>
+              <w:t>Bài 6. Gió, bão và phòng chống bão (Tiết 2)</w:t>
             </w:r>
           </w:p>
         </w:tc>
@@ -1946,6 +1949,7 @@
                 <w:i w:val="0"/>
                 <w:sz w:val="18"/>
               </w:rPr>
+              <w:t>Năng lực số 1.2 CB2a: HS nêu được vì sao phải theo dõi bản tin mới nhất và không chia sẻ tin bão chưa kiểm chứng</w:t>
             </w:r>
           </w:p>
         </w:tc>
@@ -2023,7 +2027,7 @@
                 <w:i w:val="0"/>
                 <w:sz w:val="20"/>
               </w:rPr>
-              <w:t>Bài 7: Ôn tập chủ đề chất</w:t>
+              <w:t>Bài 7. Ôn tập chủ đề Chất</w:t>
             </w:r>
           </w:p>
         </w:tc>
@@ -2138,7 +2142,7 @@
                 <w:i w:val="0"/>
                 <w:sz w:val="20"/>
               </w:rPr>
-              <w:t>Bài 8: Ánh sáng và sự truyền ánh sáng (tiết 1)</w:t>
+              <w:t>Bài 8. Ánh sáng và sự truyền ánh sáng (Tiết 1)</w:t>
             </w:r>
           </w:p>
         </w:tc>
@@ -2177,7 +2181,7 @@
                 <w:i w:val="0"/>
                 <w:sz w:val="18"/>
               </w:rPr>
-              <w:t>NLS-KT (Cơ bản 2): Ở bài “Ánh sáng và sự truyền ánh sáng”, GV chiếu mô phỏng tia sáng đi từ nguồn đến vật.</w:t>
+              <w:t>Năng lực số 5.1 CB2a: HS giải thích được sự tạo thành bóng và ánh sáng truyền theo đường thẳng nhờ mô phỏng và thí nghiệm</w:t>
             </w:r>
           </w:p>
           <w:p>
@@ -2268,7 +2272,7 @@
                 <w:i w:val="0"/>
                 <w:sz w:val="20"/>
               </w:rPr>
-              <w:t>Bài 8: Ánh sáng và sự truyền ánh sáng (tiết 2)</w:t>
+              <w:t>Bài 8. Ánh sáng và sự truyền ánh sáng (Tiết 2)</w:t>
             </w:r>
           </w:p>
         </w:tc>
@@ -2307,6 +2311,7 @@
                 <w:i w:val="0"/>
                 <w:sz w:val="18"/>
               </w:rPr>
+              <w:t>Năng lực số 5.1 CB2a: HS giải thích được sự tạo thành bóng và ánh sáng truyền theo đường thẳng nhờ mô phỏng và thí nghiệm</w:t>
             </w:r>
           </w:p>
         </w:tc>
@@ -2364,6 +2369,7 @@
                 <w:i w:val="0"/>
                 <w:sz w:val="20"/>
               </w:rPr>
+              <w:t>Ôn tập, kiểm tra, đánh giá</w:t>
             </w:r>
           </w:p>
         </w:tc>
@@ -2382,7 +2388,7 @@
                 <w:i w:val="0"/>
                 <w:sz w:val="20"/>
               </w:rPr>
-              <w:t>Bài 9: Vai trò của ánh sáng (tiết 1)</w:t>
+              <w:t>Ôn tập giữa học kì I</w:t>
             </w:r>
           </w:p>
         </w:tc>
@@ -2402,7 +2408,7 @@
                 <w:i w:val="0"/>
                 <w:sz w:val="20"/>
               </w:rPr>
-              <w:t>Tiết 16 (2 tiết)</w:t>
+              <w:t>Tiết 16 (1 tiết)</w:t>
             </w:r>
           </w:p>
         </w:tc>
@@ -2421,7 +2427,6 @@
                 <w:i w:val="0"/>
                 <w:sz w:val="18"/>
               </w:rPr>
-              <w:t>NLS-GQVĐ (Cơ bản 2): HS làm thí nghiệm thật với đèn pin và vật cản.</w:t>
             </w:r>
           </w:p>
         </w:tc>
@@ -2480,7 +2485,7 @@
                 <w:i w:val="0"/>
                 <w:sz w:val="20"/>
               </w:rPr>
-              <w:t>Chủ đề 2: NĂNG LƯỢNG</w:t>
+              <w:t>Ôn tập, kiểm tra, đánh giá</w:t>
             </w:r>
           </w:p>
         </w:tc>
@@ -2499,7 +2504,7 @@
                 <w:i w:val="0"/>
                 <w:sz w:val="20"/>
               </w:rPr>
-              <w:t>Bài 9: Vai trò của ánh sáng (tiết 2)</w:t>
+              <w:t>Kiểm tra định kì giữa học kì I</w:t>
             </w:r>
           </w:p>
         </w:tc>
@@ -2519,7 +2524,7 @@
                 <w:i w:val="0"/>
                 <w:sz w:val="20"/>
               </w:rPr>
-              <w:t>Tiết 17</w:t>
+              <w:t>Tiết 17 (1 tiết)</w:t>
             </w:r>
           </w:p>
         </w:tc>
@@ -2595,6 +2600,7 @@
                 <w:i w:val="0"/>
                 <w:sz w:val="20"/>
               </w:rPr>
+              <w:t>Chủ đề 2: NĂNG LƯỢNG</w:t>
             </w:r>
           </w:p>
         </w:tc>
@@ -2613,7 +2619,7 @@
                 <w:i w:val="0"/>
                 <w:sz w:val="20"/>
               </w:rPr>
-              <w:t>Bài 10: Âm thanh và sự truyền âm thanh (tiết 1)</w:t>
+              <w:t>Bài 9. Vai trò của ánh sáng (Tiết 1)</w:t>
             </w:r>
           </w:p>
         </w:tc>
@@ -2652,7 +2658,7 @@
                 <w:i w:val="0"/>
                 <w:sz w:val="18"/>
               </w:rPr>
-              <w:t>NLS-KT (Cơ bản 2): Ở bài “Âm thanh và sự truyền âm thanh”, GV chiếu mô phỏng sóng âm lan từ nguồn phát đến tai người.</w:t>
+              <w:t>Năng lực số 5.1 CB2a: HS giải thích được sự tạo thành bóng và ánh sáng truyền theo đường thẳng nhờ mô phỏng và thí nghiệm</w:t>
             </w:r>
           </w:p>
         </w:tc>
@@ -2730,7 +2736,7 @@
                 <w:i w:val="0"/>
                 <w:sz w:val="20"/>
               </w:rPr>
-              <w:t>Bài 10: Âm thanh và sự truyền âm thanh (tiết 2)</w:t>
+              <w:t>Bài 9. Vai trò của ánh sáng (Tiết 2)</w:t>
             </w:r>
           </w:p>
         </w:tc>
@@ -2769,6 +2775,7 @@
                 <w:i w:val="0"/>
                 <w:sz w:val="18"/>
               </w:rPr>
+              <w:t>Năng lực số 5.1 CB2a: HS giải thích được sự tạo thành bóng và ánh sáng truyền theo đường thẳng nhờ mô phỏng và thí nghiệm</w:t>
             </w:r>
           </w:p>
         </w:tc>
@@ -2844,7 +2851,7 @@
                 <w:i w:val="0"/>
                 <w:sz w:val="20"/>
               </w:rPr>
-              <w:t>Ôn tập giữa học kì I</w:t>
+              <w:t>Bài 10. Âm thanh và sự truyền âm thanh (Tiết 1)</w:t>
             </w:r>
           </w:p>
         </w:tc>
@@ -2864,7 +2871,7 @@
                 <w:i w:val="0"/>
                 <w:sz w:val="20"/>
               </w:rPr>
-              <w:t>Tiết 20 (1 tiết)</w:t>
+              <w:t>Tiết 20 (2 tiết)</w:t>
             </w:r>
           </w:p>
         </w:tc>
@@ -2883,6 +2890,7 @@
                 <w:i w:val="0"/>
                 <w:sz w:val="18"/>
               </w:rPr>
+              <w:t>Năng lực số 5.2 CB2b: HS đo, ghi và so sánh được mức ồn ở các vị trí khác nhau bằng ứng dụng đo độ ồn</w:t>
             </w:r>
           </w:p>
         </w:tc>
@@ -2960,7 +2968,7 @@
                 <w:i w:val="0"/>
                 <w:sz w:val="20"/>
               </w:rPr>
-              <w:t>Bài 11: Âm thanh trong cuộc sống (tiết 1)</w:t>
+              <w:t>Bài 10. Âm thanh và sự truyền âm thanh (Tiết 2)</w:t>
             </w:r>
           </w:p>
         </w:tc>
@@ -2980,7 +2988,7 @@
                 <w:i w:val="0"/>
                 <w:sz w:val="20"/>
               </w:rPr>
-              <w:t>Tiết 21 (2 tiết)</w:t>
+              <w:t>Tiết 21</w:t>
             </w:r>
           </w:p>
         </w:tc>
@@ -2999,33 +3007,7 @@
                 <w:i w:val="0"/>
                 <w:sz w:val="18"/>
               </w:rPr>
-              <w:t>NLS-ST: Tạo sản phẩm học tập số đơn giản (sơ đồ, áp phích) trình bày kết quả.</w:t>
-            </w:r>
-          </w:p>
-          <w:p>
-            <w:pPr>
-              <w:spacing w:after="0"/>
-            </w:pPr>
-            <w:r>
-              <w:rPr>
-                <w:b w:val="0"/>
-                <w:i w:val="0"/>
-                <w:sz w:val="18"/>
-              </w:rPr>
-              <w:t>NLS-GQVĐ (Cơ bản 2): HS dùng ứng dụng đo độ ồn trên điện thoại của.</w:t>
-            </w:r>
-          </w:p>
-          <w:p>
-            <w:pPr>
-              <w:spacing w:after="0"/>
-            </w:pPr>
-            <w:r>
-              <w:rPr>
-                <w:b w:val="0"/>
-                <w:i w:val="0"/>
-                <w:sz w:val="18"/>
-              </w:rPr>
-              <w:t>STEM: Âm thanh trong cuộc sống (Khoa học – Âm nhạc) — dạy thay cho tiết này.</w:t>
+              <w:t>Năng lực số 5.2 CB2b: HS đo, ghi và so sánh được mức ồn ở các vị trí khác nhau bằng ứng dụng đo độ ồn</w:t>
             </w:r>
           </w:p>
         </w:tc>
@@ -3101,7 +3083,7 @@
                 <w:i w:val="0"/>
                 <w:sz w:val="20"/>
               </w:rPr>
-              <w:t>Bài 11: Âm thanh trong cuộc sống (tiết 2)</w:t>
+              <w:t>Bài 11. Âm thanh trong cuộc sống (Tiết 1)</w:t>
             </w:r>
           </w:p>
         </w:tc>
@@ -3121,7 +3103,7 @@
                 <w:i w:val="0"/>
                 <w:sz w:val="20"/>
               </w:rPr>
-              <w:t>Tiết 22</w:t>
+              <w:t>Tiết 22 (2 tiết)</w:t>
             </w:r>
           </w:p>
         </w:tc>
@@ -3140,6 +3122,33 @@
                 <w:i w:val="0"/>
                 <w:sz w:val="18"/>
               </w:rPr>
+              <w:t>NLS-ST: Tạo sản phẩm học tập số đơn giản (sơ đồ, áp phích) trình bày kết quả.</w:t>
+            </w:r>
+          </w:p>
+          <w:p>
+            <w:pPr>
+              <w:spacing w:after="0"/>
+            </w:pPr>
+            <w:r>
+              <w:rPr>
+                <w:b w:val="0"/>
+                <w:i w:val="0"/>
+                <w:sz w:val="18"/>
+              </w:rPr>
+              <w:t>Năng lực số 5.2 CB2b: HS đo, ghi và so sánh được mức ồn ở các vị trí khác nhau bằng ứng dụng đo độ ồn.</w:t>
+            </w:r>
+          </w:p>
+          <w:p>
+            <w:pPr>
+              <w:spacing w:after="0"/>
+            </w:pPr>
+            <w:r>
+              <w:rPr>
+                <w:b w:val="0"/>
+                <w:i w:val="0"/>
+                <w:sz w:val="18"/>
+              </w:rPr>
+              <w:t>STEM: Âm thanh trong cuộc sống (Khoa học – Âm nhạc) — dạy thay cho tiết này.</w:t>
             </w:r>
           </w:p>
         </w:tc>
@@ -3217,7 +3226,7 @@
                 <w:i w:val="0"/>
                 <w:sz w:val="20"/>
               </w:rPr>
-              <w:t>Bài 12: Nhiệt độ và sự truyền nhiệt (tiết 1)</w:t>
+              <w:t>Bài 11. Âm thanh trong cuộc sống (Tiết 2)</w:t>
             </w:r>
           </w:p>
         </w:tc>
@@ -3237,7 +3246,7 @@
                 <w:i w:val="0"/>
                 <w:sz w:val="20"/>
               </w:rPr>
-              <w:t>Tiết 23 (2 tiết)</w:t>
+              <w:t>Tiết 23</w:t>
             </w:r>
           </w:p>
         </w:tc>
@@ -3256,7 +3265,7 @@
                 <w:i w:val="0"/>
                 <w:sz w:val="18"/>
               </w:rPr>
-              <w:t>NLS-KT (Cơ bản 2): Ở bài “Nhiệt độ và sự truyền nhiệt”, GV chiếu ảnh phóng to mặt nhiệt kế.</w:t>
+              <w:t>Năng lực số 5.2 CB2b: HS đo, ghi và so sánh được mức ồn ở các vị trí khác nhau bằng ứng dụng đo độ ồn</w:t>
             </w:r>
           </w:p>
         </w:tc>
@@ -3332,7 +3341,7 @@
                 <w:i w:val="0"/>
                 <w:sz w:val="20"/>
               </w:rPr>
-              <w:t>Bài 12: Nhiệt độ và sự truyền nhiệt (tiết 2)</w:t>
+              <w:t>Bài 12. Nhiệt độ và sự truyền nhiệt (Tiết 1)</w:t>
             </w:r>
           </w:p>
         </w:tc>
@@ -3352,7 +3361,7 @@
                 <w:i w:val="0"/>
                 <w:sz w:val="20"/>
               </w:rPr>
-              <w:t>Tiết 24</w:t>
+              <w:t>Tiết 24 (2 tiết)</w:t>
             </w:r>
           </w:p>
         </w:tc>
@@ -3371,6 +3380,7 @@
                 <w:i w:val="0"/>
                 <w:sz w:val="18"/>
               </w:rPr>
+              <w:t>NLS-KT (Cơ bản 2): Ở bài “Nhiệt độ và sự truyền nhiệt”, GV chiếu ảnh phóng to mặt nhiệt kế.</w:t>
             </w:r>
           </w:p>
         </w:tc>
@@ -3448,7 +3458,7 @@
                 <w:i w:val="0"/>
                 <w:sz w:val="20"/>
               </w:rPr>
-              <w:t>Bài 13: Vật dẫn nhiệt tốt và vật dẫn nhiệt kém (tiết 1)</w:t>
+              <w:t>Bài 12. Nhiệt độ và sự truyền nhiệt (Tiết 2)</w:t>
             </w:r>
           </w:p>
         </w:tc>
@@ -3468,7 +3478,7 @@
                 <w:i w:val="0"/>
                 <w:sz w:val="20"/>
               </w:rPr>
-              <w:t>Tiết 25 (2 tiết)</w:t>
+              <w:t>Tiết 25</w:t>
             </w:r>
           </w:p>
         </w:tc>
@@ -3487,20 +3497,7 @@
                 <w:i w:val="0"/>
                 <w:sz w:val="18"/>
               </w:rPr>
-              <w:t>NLS-GQVĐ (Cơ bản 2): HS ghi kết quả thí nghiệm vào bảng chiếu trên màn hình.</w:t>
-            </w:r>
-          </w:p>
-          <w:p>
-            <w:pPr>
-              <w:spacing w:after="0"/>
-            </w:pPr>
-            <w:r>
-              <w:rPr>
-                <w:b w:val="0"/>
-                <w:i w:val="0"/>
-                <w:sz w:val="18"/>
-              </w:rPr>
-              <w:t>STEM: Dẫn nhiệt (Khoa học – Công nghệ) — dạy thay cho tiết này.</w:t>
+              <w:t>Năng lực số 1.3 CB2a: HS ghi số đo nhiệt độ theo từng mốc thời gian vào bảng trên máy và tìm lại được số liệu của nhóm mình để so sánh</w:t>
             </w:r>
           </w:p>
         </w:tc>
@@ -3576,7 +3573,7 @@
                 <w:i w:val="0"/>
                 <w:sz w:val="20"/>
               </w:rPr>
-              <w:t>Bài 13: Vật dẫn nhiệt tốt và vật dẫn nhiệt kém (tiết 2)</w:t>
+              <w:t>Bài 13. Vật dẫn nhiệt tốt, vật dẫn nhiệt kém (Tiết 1)</w:t>
             </w:r>
           </w:p>
         </w:tc>
@@ -3596,7 +3593,7 @@
                 <w:i w:val="0"/>
                 <w:sz w:val="20"/>
               </w:rPr>
-              <w:t>Tiết 26</w:t>
+              <w:t>Tiết 26 (2 tiết)</w:t>
             </w:r>
           </w:p>
         </w:tc>
@@ -3615,6 +3612,7 @@
                 <w:i w:val="0"/>
                 <w:sz w:val="18"/>
               </w:rPr>
+              <w:t>NLS-GQVĐ (Cơ bản 2): HS ghi kết quả thí nghiệm vào bảng chiếu trên màn hình.</w:t>
             </w:r>
           </w:p>
         </w:tc>
@@ -3692,7 +3690,7 @@
                 <w:i w:val="0"/>
                 <w:sz w:val="20"/>
               </w:rPr>
-              <w:t>Bài 14: Ôn tập chủ đề năng lượng</w:t>
+              <w:t>Bài 13. Vật dẫn nhiệt tốt, vật dẫn nhiệt kém (Tiết 2)</w:t>
             </w:r>
           </w:p>
         </w:tc>
@@ -3712,7 +3710,7 @@
                 <w:i w:val="0"/>
                 <w:sz w:val="20"/>
               </w:rPr>
-              <w:t>Tiết 27 (1 tiết)</w:t>
+              <w:t>Tiết 27</w:t>
             </w:r>
           </w:p>
         </w:tc>
@@ -3788,7 +3786,6 @@
                 <w:i w:val="0"/>
                 <w:sz w:val="20"/>
               </w:rPr>
-              <w:t>Chủ đề 3: THỰC VẬT VÀ ĐỘNG VẬT</w:t>
             </w:r>
           </w:p>
         </w:tc>
@@ -3807,7 +3804,7 @@
                 <w:i w:val="0"/>
                 <w:sz w:val="20"/>
               </w:rPr>
-              <w:t>Bài 15: Thực vật cần gì để sống và phát triển (tiết 1)</w:t>
+              <w:t>Bài 14. Ôn tập chủ đề Năng lượng</w:t>
             </w:r>
           </w:p>
         </w:tc>
@@ -3827,7 +3824,7 @@
                 <w:i w:val="0"/>
                 <w:sz w:val="20"/>
               </w:rPr>
-              <w:t>Tiết 28 (3 tiết)</w:t>
+              <w:t>Tiết 28 (1 tiết)</w:t>
             </w:r>
           </w:p>
         </w:tc>
@@ -3846,7 +3843,6 @@
                 <w:i w:val="0"/>
                 <w:sz w:val="18"/>
               </w:rPr>
-              <w:t>NLS-KT (Cơ bản 2): Chiếu phim tua nhanh về “Thực vật cần gì để sống và phát triển”.</w:t>
             </w:r>
           </w:p>
         </w:tc>
@@ -3924,7 +3920,7 @@
                 <w:i w:val="0"/>
                 <w:sz w:val="20"/>
               </w:rPr>
-              <w:t>Bài 15: Thực vật cần gì để sống và phát triển (tiết 2)</w:t>
+              <w:t>Bài 15. Thực vật cần gì để sống? (Tiết 1)</w:t>
             </w:r>
           </w:p>
         </w:tc>
@@ -3944,7 +3940,7 @@
                 <w:i w:val="0"/>
                 <w:sz w:val="20"/>
               </w:rPr>
-              <w:t>Tiết 29</w:t>
+              <w:t>Tiết 29 (3 tiết)</w:t>
             </w:r>
           </w:p>
         </w:tc>
@@ -3963,6 +3959,7 @@
                 <w:i w:val="0"/>
                 <w:sz w:val="18"/>
               </w:rPr>
+              <w:t>Năng lực số 1.3 CB2a: HS ghi, đọc được bảng theo dõi và chuỗi ảnh để rút ra kết luận từ số liệu của chính mình</w:t>
             </w:r>
           </w:p>
         </w:tc>
@@ -4038,7 +4035,7 @@
                 <w:i w:val="0"/>
                 <w:sz w:val="20"/>
               </w:rPr>
-              <w:t>Bài 15: Thực vật cần gì để sống và phát triển (tiết 3)</w:t>
+              <w:t>Bài 15. Thực vật cần gì để sống? (Tiết 2)</w:t>
             </w:r>
           </w:p>
         </w:tc>
@@ -4077,6 +4074,7 @@
                 <w:i w:val="0"/>
                 <w:sz w:val="18"/>
               </w:rPr>
+              <w:t>Năng lực số 1.3 CB2a: HS ghi, đọc được bảng theo dõi và chuỗi ảnh để rút ra kết luận từ số liệu của chính mình</w:t>
             </w:r>
           </w:p>
         </w:tc>
@@ -4154,7 +4152,7 @@
                 <w:i w:val="0"/>
                 <w:sz w:val="20"/>
               </w:rPr>
-              <w:t>Bài 16: Động vật cần gì để sống (tiết 1)</w:t>
+              <w:t>Bài 15. Thực vật cần gì để sống? (Tiết 3)</w:t>
             </w:r>
           </w:p>
         </w:tc>
@@ -4174,7 +4172,7 @@
                 <w:i w:val="0"/>
                 <w:sz w:val="20"/>
               </w:rPr>
-              <w:t>Tiết 31 (3 tiết)</w:t>
+              <w:t>Tiết 31</w:t>
             </w:r>
           </w:p>
         </w:tc>
@@ -4193,7 +4191,7 @@
                 <w:i w:val="0"/>
                 <w:sz w:val="18"/>
               </w:rPr>
-              <w:t>NLS-GQVĐ (Cơ bản 2): HS chụp ảnh chậu cây hoặc vật nuôi của nhóm mỗi ngày vào cùng một giờ, ghi chiều cao, số lá, tình.</w:t>
+              <w:t>Năng lực số 1.3 CB2a: HS ghi, đọc được bảng theo dõi và chuỗi ảnh để rút ra kết luận từ số liệu của chính mình</w:t>
             </w:r>
           </w:p>
         </w:tc>
@@ -4269,7 +4267,7 @@
                 <w:i w:val="0"/>
                 <w:sz w:val="20"/>
               </w:rPr>
-              <w:t>Bài 16: Động vật cần gì để sống (tiết 2)</w:t>
+              <w:t>Bài 16. Động vật cần gì để sống? (Tiết 1)</w:t>
             </w:r>
           </w:p>
         </w:tc>
@@ -4289,7 +4287,7 @@
                 <w:i w:val="0"/>
                 <w:sz w:val="20"/>
               </w:rPr>
-              <w:t>Tiết 32</w:t>
+              <w:t>Tiết 32 (3 tiết)</w:t>
             </w:r>
           </w:p>
         </w:tc>
@@ -4308,6 +4306,7 @@
                 <w:i w:val="0"/>
                 <w:sz w:val="18"/>
               </w:rPr>
+              <w:t>Năng lực số 1.3 CB2a: HS ghi, đọc được bảng theo dõi và chuỗi ảnh để rút ra kết luận từ số liệu của chính mình</w:t>
             </w:r>
           </w:p>
         </w:tc>
@@ -4385,7 +4384,7 @@
                 <w:i w:val="0"/>
                 <w:sz w:val="20"/>
               </w:rPr>
-              <w:t>Bài 16: Động vật cần gì để sống (tiết 3)</w:t>
+              <w:t>Bài 16. Động vật cần gì để sống? (Tiết 2)</w:t>
             </w:r>
           </w:p>
         </w:tc>
@@ -4424,6 +4423,7 @@
                 <w:i w:val="0"/>
                 <w:sz w:val="18"/>
               </w:rPr>
+              <w:t>Năng lực số 1.3 CB2a: HS ghi, đọc được bảng theo dõi và chuỗi ảnh để rút ra kết luận từ số liệu của chính mình</w:t>
             </w:r>
           </w:p>
         </w:tc>
@@ -4499,7 +4499,7 @@
                 <w:i w:val="0"/>
                 <w:sz w:val="20"/>
               </w:rPr>
-              <w:t>Bài 17: Chăm sóc cây trồng và vật nuôi</w:t>
+              <w:t>Bài 16. Động vật cần gì để sống? (Tiết 3)</w:t>
             </w:r>
           </w:p>
         </w:tc>
@@ -4519,7 +4519,7 @@
                 <w:i w:val="0"/>
                 <w:sz w:val="20"/>
               </w:rPr>
-              <w:t>Tiết 34 (1 tiết)</w:t>
+              <w:t>Tiết 34</w:t>
             </w:r>
           </w:p>
         </w:tc>
@@ -4538,6 +4538,7 @@
                 <w:i w:val="0"/>
                 <w:sz w:val="18"/>
               </w:rPr>
+              <w:t>Năng lực số 1.3 CB2a: HS ghi, đọc được bảng theo dõi và chuỗi ảnh để rút ra kết luận từ số liệu của chính mình</w:t>
             </w:r>
           </w:p>
         </w:tc>
@@ -4869,7 +4870,7 @@
                 <w:i w:val="0"/>
                 <w:sz w:val="20"/>
               </w:rPr>
-              <w:t>Bài 18: Ôn tập chủ đề thực vật và động vật</w:t>
+              <w:t>Bài 17. Chăm sóc cây trồng, vật nuôi (Tiết 1)</w:t>
             </w:r>
           </w:p>
         </w:tc>
@@ -4889,7 +4890,7 @@
                 <w:i w:val="0"/>
                 <w:sz w:val="20"/>
               </w:rPr>
-              <w:t>Tiết 37 (1 tiết)</w:t>
+              <w:t>Tiết 37 (2 tiết)</w:t>
             </w:r>
           </w:p>
         </w:tc>
@@ -4908,6 +4909,7 @@
                 <w:i w:val="0"/>
                 <w:sz w:val="18"/>
               </w:rPr>
+              <w:t>Năng lực số 1.3 CB2a: HS ghi, đọc được bảng theo dõi và chuỗi ảnh để rút ra kết luận từ số liệu của chính mình</w:t>
             </w:r>
           </w:p>
         </w:tc>
@@ -4965,7 +4967,6 @@
                 <w:i w:val="0"/>
                 <w:sz w:val="20"/>
               </w:rPr>
-              <w:t>Chủ đề 4: NẤM</w:t>
             </w:r>
           </w:p>
         </w:tc>
@@ -4984,7 +4985,7 @@
                 <w:i w:val="0"/>
                 <w:sz w:val="20"/>
               </w:rPr>
-              <w:t>Bài 19: Đặc điểm chung của nấm (tiết 1)</w:t>
+              <w:t>Bài 17. Chăm sóc cây trồng, vật nuôi (Tiết 2)</w:t>
             </w:r>
           </w:p>
         </w:tc>
@@ -5004,7 +5005,7 @@
                 <w:i w:val="0"/>
                 <w:sz w:val="20"/>
               </w:rPr>
-              <w:t>Tiết 38 (2 tiết)</w:t>
+              <w:t>Tiết 38</w:t>
             </w:r>
           </w:p>
         </w:tc>
@@ -5023,7 +5024,6 @@
                 <w:i w:val="0"/>
                 <w:sz w:val="18"/>
               </w:rPr>
-              <w:t>AI-NB (Nhận biết): Cho HS xem thử một ứng dụng nhận diện nấm qua ảnh.</w:t>
             </w:r>
           </w:p>
         </w:tc>
@@ -5082,7 +5082,7 @@
                 <w:i w:val="0"/>
                 <w:sz w:val="20"/>
               </w:rPr>
-              <w:t>Chủ đề 4: NẤM</w:t>
+              <w:t>Chủ đề 3: THỰC VẬT VÀ ĐỘNG VẬT</w:t>
             </w:r>
           </w:p>
         </w:tc>
@@ -5101,7 +5101,7 @@
                 <w:i w:val="0"/>
                 <w:sz w:val="20"/>
               </w:rPr>
-              <w:t>Bài 19: Đặc điểm chung của nấm (tiết 2)</w:t>
+              <w:t>Bài 18. Ôn tập chủ đề Thực vật và động vật</w:t>
             </w:r>
           </w:p>
         </w:tc>
@@ -5121,7 +5121,7 @@
                 <w:i w:val="0"/>
                 <w:sz w:val="20"/>
               </w:rPr>
-              <w:t>Tiết 39</w:t>
+              <w:t>Tiết 39 (1 tiết)</w:t>
             </w:r>
           </w:p>
         </w:tc>
@@ -5197,6 +5197,7 @@
                 <w:i w:val="0"/>
                 <w:sz w:val="20"/>
               </w:rPr>
+              <w:t>Chủ đề 4: NẤM</w:t>
             </w:r>
           </w:p>
         </w:tc>
@@ -5215,7 +5216,7 @@
                 <w:i w:val="0"/>
                 <w:sz w:val="20"/>
               </w:rPr>
-              <w:t>Bài 20: Nấm ăn và nấm trong chế biến thực phẩm (tiết 1)</w:t>
+              <w:t>Bài 19. Đặc điểm chung của nấm (Tiết 1)</w:t>
             </w:r>
           </w:p>
         </w:tc>
@@ -5254,7 +5255,7 @@
                 <w:i w:val="0"/>
                 <w:sz w:val="18"/>
               </w:rPr>
-              <w:t>NLS-KT (Cơ bản 2): Chiếu ảnh chụp qua kính hiển vi và ảnh cận cảnh phóng to về “Nấm ăn và nấm trong chế biến thực phẩm”.</w:t>
+              <w:t>Năng lực số 1.1 CB2c: HS quan sát ảnh hiển vi để mô tả đặc điểm của nấm mà mắt thường không thấy</w:t>
             </w:r>
           </w:p>
         </w:tc>
@@ -5332,7 +5333,7 @@
                 <w:i w:val="0"/>
                 <w:sz w:val="20"/>
               </w:rPr>
-              <w:t>Bài 20: Nấm ăn và nấm trong chế biến thực phẩm (tiết 2)</w:t>
+              <w:t>Bài 19. Đặc điểm chung của nấm (Tiết 2)</w:t>
             </w:r>
           </w:p>
         </w:tc>
@@ -5371,6 +5372,7 @@
                 <w:i w:val="0"/>
                 <w:sz w:val="18"/>
               </w:rPr>
+              <w:t>Năng lực số 1.1 CB2c: HS quan sát ảnh hiển vi để mô tả đặc điểm của nấm mà mắt thường không thấy</w:t>
             </w:r>
           </w:p>
         </w:tc>
@@ -5446,7 +5448,7 @@
                 <w:i w:val="0"/>
                 <w:sz w:val="20"/>
               </w:rPr>
-              <w:t>Bài 21: Nấm gây hỏng thực phẩm và nấm độc (tiết 1)</w:t>
+              <w:t>Bài 20. Nấm ăn và nấm trong chế biến thực phẩm (Tiết 1)</w:t>
             </w:r>
           </w:p>
         </w:tc>
@@ -5485,7 +5487,7 @@
                 <w:i w:val="0"/>
                 <w:sz w:val="18"/>
               </w:rPr>
-              <w:t>AI-NB (Nhận biết): Cho HS xem thử một ứng dụng nhận diện nấm qua ảnh.</w:t>
+              <w:t>Năng lực số 1.1 CB2c: HS quan sát ảnh hiển vi để mô tả đặc điểm của nấm mà mắt thường không thấy</w:t>
             </w:r>
           </w:p>
         </w:tc>
@@ -5563,7 +5565,7 @@
                 <w:i w:val="0"/>
                 <w:sz w:val="20"/>
               </w:rPr>
-              <w:t>Bài 21: Nấm gây hỏng thực phẩm và nấm độc (tiết 2)</w:t>
+              <w:t>Bài 20. Nấm ăn và nấm trong chế biến thực phẩm (Tiết 2)</w:t>
             </w:r>
           </w:p>
         </w:tc>
@@ -5602,6 +5604,7 @@
                 <w:i w:val="0"/>
                 <w:sz w:val="18"/>
               </w:rPr>
+              <w:t>Năng lực số 1.1 CB2c: HS quan sát ảnh hiển vi để mô tả đặc điểm của nấm mà mắt thường không thấy</w:t>
             </w:r>
           </w:p>
         </w:tc>
@@ -5677,7 +5680,7 @@
                 <w:i w:val="0"/>
                 <w:sz w:val="20"/>
               </w:rPr>
-              <w:t>Bài 22: Ôn tập chủ đề nấm</w:t>
+              <w:t>Bài 21. Nấm gây hỏng thực phẩm và nấm độc (Tiết 1)</w:t>
             </w:r>
           </w:p>
         </w:tc>
@@ -5697,7 +5700,7 @@
                 <w:i w:val="0"/>
                 <w:sz w:val="20"/>
               </w:rPr>
-              <w:t>Tiết 44 (1 tiết)</w:t>
+              <w:t>Tiết 44 (2 tiết)</w:t>
             </w:r>
           </w:p>
         </w:tc>
@@ -5716,6 +5719,7 @@
                 <w:i w:val="0"/>
                 <w:sz w:val="18"/>
               </w:rPr>
+              <w:t>Năng lực số 1.1 CB2c: HS quan sát ảnh hiển vi để mô tả đặc điểm của nấm mà mắt thường không thấy</w:t>
             </w:r>
           </w:p>
         </w:tc>
@@ -5774,7 +5778,7 @@
                 <w:i w:val="0"/>
                 <w:sz w:val="20"/>
               </w:rPr>
-              <w:t>Chủ đề 5: CON NGƯỜI VÀ SỨC KHOẺ</w:t>
+              <w:t>Chủ đề 4: NẤM</w:t>
             </w:r>
           </w:p>
         </w:tc>
@@ -5793,7 +5797,7 @@
                 <w:i w:val="0"/>
                 <w:sz w:val="20"/>
               </w:rPr>
-              <w:t>Bài 23: Vai trò của chất dinh dưỡng đối với cơ thể (tiết 1)</w:t>
+              <w:t>Bài 21. Nấm gây hỏng thực phẩm và nấm độc (Tiết 2)</w:t>
             </w:r>
           </w:p>
         </w:tc>
@@ -5813,7 +5817,7 @@
                 <w:i w:val="0"/>
                 <w:sz w:val="20"/>
               </w:rPr>
-              <w:t>Tiết 45 (2 tiết)</w:t>
+              <w:t>Tiết 45</w:t>
             </w:r>
           </w:p>
         </w:tc>
@@ -5832,20 +5836,7 @@
                 <w:i w:val="0"/>
                 <w:sz w:val="18"/>
               </w:rPr>
-              <w:t>NLS-GQVĐ (Cơ bản 2): HS ghi lại thực đơn một ngày của mình vào bảng tính, xếp từng món vào nhóm chất bột đường.</w:t>
-            </w:r>
-          </w:p>
-          <w:p>
-            <w:pPr>
-              <w:spacing w:after="0"/>
-            </w:pPr>
-            <w:r>
-              <w:rPr>
-                <w:b w:val="0"/>
-                <w:i w:val="0"/>
-                <w:sz w:val="18"/>
-              </w:rPr>
-              <w:t>KNS: KN chăm sóc sức khoẻ bản thân và phòng tránh bệnh tật.</w:t>
+              <w:t>Năng lực số 1.1 CB2c: HS quan sát ảnh hiển vi để mô tả đặc điểm của nấm mà mắt thường không thấy</w:t>
             </w:r>
           </w:p>
         </w:tc>
@@ -5921,7 +5912,7 @@
                 <w:i w:val="0"/>
                 <w:sz w:val="20"/>
               </w:rPr>
-              <w:t>Bài 23: Vai trò của chất dinh dưỡng đối với cơ thể (tiết 2)</w:t>
+              <w:t>Bài 22. Ôn tập chủ đề Nấm</w:t>
             </w:r>
           </w:p>
         </w:tc>
@@ -5941,7 +5932,7 @@
                 <w:i w:val="0"/>
                 <w:sz w:val="20"/>
               </w:rPr>
-              <w:t>Tiết 46</w:t>
+              <w:t>Tiết 46 (1 tiết)</w:t>
             </w:r>
           </w:p>
         </w:tc>
@@ -6037,7 +6028,7 @@
                 <w:i w:val="0"/>
                 <w:sz w:val="20"/>
               </w:rPr>
-              <w:t>Bài 24: Chế độ ăn uống cân bằng (tiết 1)</w:t>
+              <w:t>Bài 23. Vai trò của chất dinh dưỡng đối với cơ thể (Tiết 1)</w:t>
             </w:r>
           </w:p>
         </w:tc>
@@ -6057,7 +6048,7 @@
                 <w:i w:val="0"/>
                 <w:sz w:val="20"/>
               </w:rPr>
-              <w:t>Tiết 47 (3 tiết)</w:t>
+              <w:t>Tiết 47 (2 tiết)</w:t>
             </w:r>
           </w:p>
         </w:tc>
@@ -6076,33 +6067,7 @@
                 <w:i w:val="0"/>
                 <w:sz w:val="18"/>
               </w:rPr>
-              <w:t>NLS-ST: Tạo sản phẩm học tập số đơn giản (sơ đồ, áp phích) trình bày kết quả.</w:t>
-            </w:r>
-          </w:p>
-          <w:p>
-            <w:pPr>
-              <w:spacing w:after="0"/>
-            </w:pPr>
-            <w:r>
-              <w:rPr>
-                <w:b w:val="0"/>
-                <w:i w:val="0"/>
-                <w:sz w:val="18"/>
-              </w:rPr>
-              <w:t>NLS-KT (Cơ bản 2): HS đọc bảng thành phần dinh dưỡng in trên vỏ hộp sữa, gói bánh (hoặc ảnh chụp phóng to trên màn hình).</w:t>
-            </w:r>
-          </w:p>
-          <w:p>
-            <w:pPr>
-              <w:spacing w:after="0"/>
-            </w:pPr>
-            <w:r>
-              <w:rPr>
-                <w:b w:val="0"/>
-                <w:i w:val="0"/>
-                <w:sz w:val="18"/>
-              </w:rPr>
-              <w:t>STEM: Ăn uống cân bằng (Khoa học – Toán) — dạy thay cho tiết này.</w:t>
+              <w:t>Năng lực số 5.2 CB2b: HS lập được bảng thực đơn theo nhóm chất dinh dưỡng và tự nhận xét bữa ăn của mình</w:t>
             </w:r>
           </w:p>
           <w:p>
@@ -6191,7 +6156,7 @@
                 <w:i w:val="0"/>
                 <w:sz w:val="20"/>
               </w:rPr>
-              <w:t>Bài 24: Chế độ ăn uống cân bằng (tiết 2)</w:t>
+              <w:t>Bài 23. Vai trò của chất dinh dưỡng đối với cơ thể (Tiết 2)</w:t>
             </w:r>
           </w:p>
         </w:tc>
@@ -6230,6 +6195,7 @@
                 <w:i w:val="0"/>
                 <w:sz w:val="18"/>
               </w:rPr>
+              <w:t>Năng lực số 5.2 CB2b: HS lập được bảng thực đơn theo nhóm chất dinh dưỡng và tự nhận xét bữa ăn của mình</w:t>
             </w:r>
           </w:p>
         </w:tc>
@@ -6307,7 +6273,7 @@
                 <w:i w:val="0"/>
                 <w:sz w:val="20"/>
               </w:rPr>
-              <w:t>Bài 24: Chế độ ăn uống cân bằng (tiết 3)</w:t>
+              <w:t>Bài 24. Chế độ ăn uống cân bằng (Tiết 1)</w:t>
             </w:r>
           </w:p>
         </w:tc>
@@ -6327,7 +6293,7 @@
                 <w:i w:val="0"/>
                 <w:sz w:val="20"/>
               </w:rPr>
-              <w:t>Tiết 49</w:t>
+              <w:t>Tiết 49 (3 tiết)</w:t>
             </w:r>
           </w:p>
         </w:tc>
@@ -6346,6 +6312,46 @@
                 <w:i w:val="0"/>
                 <w:sz w:val="18"/>
               </w:rPr>
+              <w:t>NLS-ST: Tạo sản phẩm học tập số đơn giản (sơ đồ, áp phích) trình bày kết quả.</w:t>
+            </w:r>
+          </w:p>
+          <w:p>
+            <w:pPr>
+              <w:spacing w:after="0"/>
+            </w:pPr>
+            <w:r>
+              <w:rPr>
+                <w:b w:val="0"/>
+                <w:i w:val="0"/>
+                <w:sz w:val="18"/>
+              </w:rPr>
+              <w:t>Năng lực số 5.2 CB2b: HS lập được bảng thực đơn theo nhóm chất dinh dưỡng và tự nhận xét bữa ăn của mình.</w:t>
+            </w:r>
+          </w:p>
+          <w:p>
+            <w:pPr>
+              <w:spacing w:after="0"/>
+            </w:pPr>
+            <w:r>
+              <w:rPr>
+                <w:b w:val="0"/>
+                <w:i w:val="0"/>
+                <w:sz w:val="18"/>
+              </w:rPr>
+              <w:t>STEM: Ăn uống cân bằng (Khoa học – Toán) — dạy thay cho tiết này.</w:t>
+            </w:r>
+          </w:p>
+          <w:p>
+            <w:pPr>
+              <w:spacing w:after="0"/>
+            </w:pPr>
+            <w:r>
+              <w:rPr>
+                <w:b w:val="0"/>
+                <w:i w:val="0"/>
+                <w:sz w:val="18"/>
+              </w:rPr>
+              <w:t>KNS: KN chăm sóc sức khoẻ bản thân và phòng tránh bệnh tật.</w:t>
             </w:r>
           </w:p>
         </w:tc>
@@ -6421,7 +6427,7 @@
                 <w:i w:val="0"/>
                 <w:sz w:val="20"/>
               </w:rPr>
-              <w:t>Bài 25: Một số bệnh liên quan đến dinh dưỡng (tiết 1)</w:t>
+              <w:t>Bài 24. Chế độ ăn uống cân bằng (Tiết 2)</w:t>
             </w:r>
           </w:p>
         </w:tc>
@@ -6441,7 +6447,7 @@
                 <w:i w:val="0"/>
                 <w:sz w:val="20"/>
               </w:rPr>
-              <w:t>Tiết 50 (3 tiết)</w:t>
+              <w:t>Tiết 50</w:t>
             </w:r>
           </w:p>
         </w:tc>
@@ -6460,20 +6466,7 @@
                 <w:i w:val="0"/>
                 <w:sz w:val="18"/>
               </w:rPr>
-              <w:t>NLS-GQVĐ (Cơ bản 2): HS ghi lại thực đơn một ngày của mình vào bảng tính, xếp từng món vào nhóm chất bột đường.</w:t>
-            </w:r>
-          </w:p>
-          <w:p>
-            <w:pPr>
-              <w:spacing w:after="0"/>
-            </w:pPr>
-            <w:r>
-              <w:rPr>
-                <w:b w:val="0"/>
-                <w:i w:val="0"/>
-                <w:sz w:val="18"/>
-              </w:rPr>
-              <w:t>KNS: KN chăm sóc sức khoẻ bản thân và phòng tránh bệnh tật.</w:t>
+              <w:t>Năng lực số 5.2 CB2b: HS lập được bảng thực đơn theo nhóm chất dinh dưỡng và tự nhận xét bữa ăn của mình</w:t>
             </w:r>
           </w:p>
         </w:tc>
@@ -6551,7 +6544,7 @@
                 <w:i w:val="0"/>
                 <w:sz w:val="20"/>
               </w:rPr>
-              <w:t>Bài 25: Một số bệnh liên quan đến dinh dưỡng (tiết 2)</w:t>
+              <w:t>Bài 24. Chế độ ăn uống cân bằng (Tiết 3)</w:t>
             </w:r>
           </w:p>
         </w:tc>
@@ -6590,6 +6583,7 @@
                 <w:i w:val="0"/>
                 <w:sz w:val="18"/>
               </w:rPr>
+              <w:t>Năng lực số 5.2 CB2b: HS lập được bảng thực đơn theo nhóm chất dinh dưỡng và tự nhận xét bữa ăn của mình</w:t>
             </w:r>
           </w:p>
         </w:tc>
@@ -6665,7 +6659,7 @@
                 <w:i w:val="0"/>
                 <w:sz w:val="20"/>
               </w:rPr>
-              <w:t>Bài 25: Một số bệnh liên quan đến dinh dưỡng (tiết 3)</w:t>
+              <w:t>Bài 25. Một số bệnh liên quan đến dinh dưỡng (Tiết 1)</w:t>
             </w:r>
           </w:p>
         </w:tc>
@@ -6685,7 +6679,7 @@
                 <w:i w:val="0"/>
                 <w:sz w:val="20"/>
               </w:rPr>
-              <w:t>Tiết 52</w:t>
+              <w:t>Tiết 52 (3 tiết)</w:t>
             </w:r>
           </w:p>
         </w:tc>
@@ -6704,6 +6698,20 @@
                 <w:i w:val="0"/>
                 <w:sz w:val="18"/>
               </w:rPr>
+              <w:t>Năng lực số 5.2 CB2b: HS lập được bảng thực đơn theo nhóm chất dinh dưỡng và tự nhận xét bữa ăn của mình</w:t>
+            </w:r>
+          </w:p>
+          <w:p>
+            <w:pPr>
+              <w:spacing w:after="0"/>
+            </w:pPr>
+            <w:r>
+              <w:rPr>
+                <w:b w:val="0"/>
+                <w:i w:val="0"/>
+                <w:sz w:val="18"/>
+              </w:rPr>
+              <w:t>KNS: KN chăm sóc sức khoẻ bản thân và phòng tránh bệnh tật.</w:t>
             </w:r>
           </w:p>
         </w:tc>
@@ -6781,7 +6789,7 @@
                 <w:i w:val="0"/>
                 <w:sz w:val="20"/>
               </w:rPr>
-              <w:t>Bài 26: Thực phẩm an toàn (tiết 1)</w:t>
+              <w:t>Bài 25. Một số bệnh liên quan đến dinh dưỡng (Tiết 2)</w:t>
             </w:r>
           </w:p>
         </w:tc>
@@ -6801,7 +6809,7 @@
                 <w:i w:val="0"/>
                 <w:sz w:val="20"/>
               </w:rPr>
-              <w:t>Tiết 53 (2 tiết)</w:t>
+              <w:t>Tiết 53</w:t>
             </w:r>
           </w:p>
         </w:tc>
@@ -6820,20 +6828,7 @@
                 <w:i w:val="0"/>
                 <w:sz w:val="18"/>
               </w:rPr>
-              <w:t>NLS-KT (Cơ bản 2): Hướng dẫn HS đọc thông tin bắt buộc trên bao bì: hạn sử dụng, nơi sản xuất, thành phần.</w:t>
-            </w:r>
-          </w:p>
-          <w:p>
-            <w:pPr>
-              <w:spacing w:after="0"/>
-            </w:pPr>
-            <w:r>
-              <w:rPr>
-                <w:b w:val="0"/>
-                <w:i w:val="0"/>
-                <w:sz w:val="18"/>
-              </w:rPr>
-              <w:t>KNS: KN an toàn khi thực hành: làm đúng hướng dẫn, không tự ý thử nghiệm nguy hiểm.</w:t>
+              <w:t>Năng lực số 5.2 CB2b: HS lập được bảng thực đơn theo nhóm chất dinh dưỡng và tự nhận xét bữa ăn của mình</w:t>
             </w:r>
           </w:p>
         </w:tc>
@@ -6909,7 +6904,7 @@
                 <w:i w:val="0"/>
                 <w:sz w:val="20"/>
               </w:rPr>
-              <w:t>Bài 26: Thực phẩm an toàn (tiết 2)</w:t>
+              <w:t>Bài 25. Một số bệnh liên quan đến dinh dưỡng (Tiết 3)</w:t>
             </w:r>
           </w:p>
         </w:tc>
@@ -6948,6 +6943,7 @@
                 <w:i w:val="0"/>
                 <w:sz w:val="18"/>
               </w:rPr>
+              <w:t>Năng lực số 5.2 CB2b: HS lập được bảng thực đơn theo nhóm chất dinh dưỡng và tự nhận xét bữa ăn của mình</w:t>
             </w:r>
           </w:p>
         </w:tc>
@@ -7006,7 +7002,7 @@
                 <w:i w:val="0"/>
                 <w:sz w:val="20"/>
               </w:rPr>
-              <w:t>Chủ đề 5: CON NGƯỜI VÀ SỨC KHOẺ</w:t>
+              <w:t>Ôn tập, kiểm tra, đánh giá</w:t>
             </w:r>
           </w:p>
         </w:tc>
@@ -7025,7 +7021,7 @@
                 <w:i w:val="0"/>
                 <w:sz w:val="20"/>
               </w:rPr>
-              <w:t>Ôn tập giữa học kì II</w:t>
+              <w:t>Kiểm tra định kì giữa học kì II</w:t>
             </w:r>
           </w:p>
         </w:tc>
@@ -7121,6 +7117,7 @@
                 <w:i w:val="0"/>
                 <w:sz w:val="20"/>
               </w:rPr>
+              <w:t>Chủ đề 5: CON NGƯỜI VÀ SỨC KHOẺ</w:t>
             </w:r>
           </w:p>
         </w:tc>
@@ -7139,7 +7136,7 @@
                 <w:i w:val="0"/>
                 <w:sz w:val="20"/>
               </w:rPr>
-              <w:t>Bài 27: Phòng tránh đuối nước (tiết 1)</w:t>
+              <w:t>Bài 26. Thực phẩm an toàn (Tiết 1)</w:t>
             </w:r>
           </w:p>
         </w:tc>
@@ -7178,7 +7175,20 @@
                 <w:i w:val="0"/>
                 <w:sz w:val="18"/>
               </w:rPr>
-              <w:t>NLS-GT (Cơ bản 2): HS thực hành gọi trợ giúp.</w:t>
+              <w:t>Năng lực số 5.1 CB2a: HS nêu được cách xử lí khi gặp thực phẩm hết hạn, bao bì hỏng hoặc không rõ nguồn gốc</w:t>
+            </w:r>
+          </w:p>
+          <w:p>
+            <w:pPr>
+              <w:spacing w:after="0"/>
+            </w:pPr>
+            <w:r>
+              <w:rPr>
+                <w:b w:val="0"/>
+                <w:i w:val="0"/>
+                <w:sz w:val="18"/>
+              </w:rPr>
+              <w:t>KNS: KN an toàn khi thực hành: làm đúng hướng dẫn, không tự ý thử nghiệm nguy hiểm.</w:t>
             </w:r>
           </w:p>
         </w:tc>
@@ -7256,7 +7266,7 @@
                 <w:i w:val="0"/>
                 <w:sz w:val="20"/>
               </w:rPr>
-              <w:t>Bài 27: Phòng tránh đuối nước (tiết 2)</w:t>
+              <w:t>Bài 26. Thực phẩm an toàn (Tiết 2)</w:t>
             </w:r>
           </w:p>
         </w:tc>
@@ -7295,6 +7305,7 @@
                 <w:i w:val="0"/>
                 <w:sz w:val="18"/>
               </w:rPr>
+              <w:t>Năng lực số 5.1 CB2a: HS nêu được cách xử lí khi gặp thực phẩm hết hạn, bao bì hỏng hoặc không rõ nguồn gốc</w:t>
             </w:r>
           </w:p>
         </w:tc>
@@ -7370,7 +7381,7 @@
                 <w:i w:val="0"/>
                 <w:sz w:val="20"/>
               </w:rPr>
-              <w:t>Bài 28: Ôn tập chủ đề con người và sức khoẻ (tiết 1)</w:t>
+              <w:t>Bài 27. Phòng tránh đuối nước (Tiết 1)</w:t>
             </w:r>
           </w:p>
         </w:tc>
@@ -7409,6 +7420,7 @@
                 <w:i w:val="0"/>
                 <w:sz w:val="18"/>
               </w:rPr>
+              <w:t>NLS: Năng lực số 1.1 CB2c: HS nêu và làm được các bước cứu người đuối nước an toàn từ trên bờ</w:t>
             </w:r>
           </w:p>
         </w:tc>
@@ -7486,7 +7498,7 @@
                 <w:i w:val="0"/>
                 <w:sz w:val="20"/>
               </w:rPr>
-              <w:t>Bài 28: Ôn tập chủ đề con người và sức khoẻ (tiết 2)</w:t>
+              <w:t>Bài 27. Phòng tránh đuối nước (Tiết 2)</w:t>
             </w:r>
           </w:p>
         </w:tc>
@@ -7525,6 +7537,7 @@
                 <w:i w:val="0"/>
                 <w:sz w:val="18"/>
               </w:rPr>
+              <w:t>NLS: Năng lực số 1.1 CB2c: HS nêu và làm được các bước cứu người đuối nước an toàn từ trên bờ</w:t>
             </w:r>
           </w:p>
         </w:tc>
@@ -7582,7 +7595,6 @@
                 <w:i w:val="0"/>
                 <w:sz w:val="20"/>
               </w:rPr>
-              <w:t>Chủ đề 6: SINH VẬT VÀ MÔI TRƯỜNG</w:t>
             </w:r>
           </w:p>
         </w:tc>
@@ -7601,7 +7613,7 @@
                 <w:i w:val="0"/>
                 <w:sz w:val="20"/>
               </w:rPr>
-              <w:t>Bài 29: Chuỗi thức ăn trong tự nhiên (tiết 1)</w:t>
+              <w:t>Bài 28. Ôn tập chủ đề Con người và sức khoẻ (Tiết 1)</w:t>
             </w:r>
           </w:p>
         </w:tc>
@@ -7621,7 +7633,7 @@
                 <w:i w:val="0"/>
                 <w:sz w:val="20"/>
               </w:rPr>
-              <w:t>Tiết 60 (3 tiết)</w:t>
+              <w:t>Tiết 60 (2 tiết)</w:t>
             </w:r>
           </w:p>
         </w:tc>
@@ -7640,33 +7652,6 @@
                 <w:i w:val="0"/>
                 <w:sz w:val="18"/>
               </w:rPr>
-              <w:t>NLS-GQVĐ (Cơ bản 2): Dùng học liệu tương tác kéo thả.</w:t>
-            </w:r>
-          </w:p>
-          <w:p>
-            <w:pPr>
-              <w:spacing w:after="0"/>
-            </w:pPr>
-            <w:r>
-              <w:rPr>
-                <w:b w:val="0"/>
-                <w:i w:val="0"/>
-                <w:sz w:val="18"/>
-              </w:rPr>
-              <w:t>STEM: Chuỗi thức ăn trong tự nhiên (Khoa học – Mĩ thuật) — dạy thay cho tiết này.</w:t>
-            </w:r>
-          </w:p>
-          <w:p>
-            <w:pPr>
-              <w:spacing w:after="0"/>
-            </w:pPr>
-            <w:r>
-              <w:rPr>
-                <w:b w:val="0"/>
-                <w:i w:val="0"/>
-                <w:sz w:val="18"/>
-              </w:rPr>
-              <w:t>KNS: KN chăm sóc sức khoẻ bản thân và phòng tránh bệnh tật.</w:t>
             </w:r>
           </w:p>
         </w:tc>
@@ -7725,7 +7710,7 @@
                 <w:i w:val="0"/>
                 <w:sz w:val="20"/>
               </w:rPr>
-              <w:t>Chủ đề 6: SINH VẬT VÀ MÔI TRƯỜNG</w:t>
+              <w:t>Chủ đề 5: CON NGƯỜI VÀ SỨC KHOẺ</w:t>
             </w:r>
           </w:p>
         </w:tc>
@@ -7744,7 +7729,7 @@
                 <w:i w:val="0"/>
                 <w:sz w:val="20"/>
               </w:rPr>
-              <w:t>Bài 29: Chuỗi thức ăn trong tự nhiên (tiết 2)</w:t>
+              <w:t>Bài 28. Ôn tập chủ đề Con người và sức khoẻ (Tiết 2)</w:t>
             </w:r>
           </w:p>
         </w:tc>
@@ -7840,6 +7825,7 @@
                 <w:i w:val="0"/>
                 <w:sz w:val="20"/>
               </w:rPr>
+              <w:t>Chủ đề 6: SINH VẬT VÀ MÔI TRƯỜNG</w:t>
             </w:r>
           </w:p>
         </w:tc>
@@ -7858,7 +7844,7 @@
                 <w:i w:val="0"/>
                 <w:sz w:val="20"/>
               </w:rPr>
-              <w:t>Bài 29: Chuỗi thức ăn trong tự nhiên (tiết 3)</w:t>
+              <w:t>Bài 29. Chuỗi thức ăn trong tự nhiên (Tiết 1)</w:t>
             </w:r>
           </w:p>
         </w:tc>
@@ -7878,7 +7864,7 @@
                 <w:i w:val="0"/>
                 <w:sz w:val="20"/>
               </w:rPr>
-              <w:t>Tiết 62</w:t>
+              <w:t>Tiết 62 (3 tiết)</w:t>
             </w:r>
           </w:p>
         </w:tc>
@@ -7897,6 +7883,33 @@
                 <w:i w:val="0"/>
                 <w:sz w:val="18"/>
               </w:rPr>
+              <w:t>Năng lực số 5.2 CB2b: HS dựng đúng chuỗi thức ăn trên học liệu tương tác và tự sửa khi máy báo sai</w:t>
+            </w:r>
+          </w:p>
+          <w:p>
+            <w:pPr>
+              <w:spacing w:after="0"/>
+            </w:pPr>
+            <w:r>
+              <w:rPr>
+                <w:b w:val="0"/>
+                <w:i w:val="0"/>
+                <w:sz w:val="18"/>
+              </w:rPr>
+              <w:t>STEM: Chuỗi thức ăn trong tự nhiên (Khoa học – Mĩ thuật) — dạy thay cho tiết này.</w:t>
+            </w:r>
+          </w:p>
+          <w:p>
+            <w:pPr>
+              <w:spacing w:after="0"/>
+            </w:pPr>
+            <w:r>
+              <w:rPr>
+                <w:b w:val="0"/>
+                <w:i w:val="0"/>
+                <w:sz w:val="18"/>
+              </w:rPr>
+              <w:t>KNS: KN chăm sóc sức khoẻ bản thân và phòng tránh bệnh tật.</w:t>
             </w:r>
           </w:p>
         </w:tc>
@@ -7974,7 +7987,7 @@
                 <w:i w:val="0"/>
                 <w:sz w:val="20"/>
               </w:rPr>
-              <w:t>Bài 30: Vai trò của thực vật trong chuỗi thức ăn (tiết 1)</w:t>
+              <w:t>Bài 29. Chuỗi thức ăn trong tự nhiên (Tiết 2)</w:t>
             </w:r>
           </w:p>
         </w:tc>
@@ -7994,7 +8007,7 @@
                 <w:i w:val="0"/>
                 <w:sz w:val="20"/>
               </w:rPr>
-              <w:t>Tiết 63 (3 tiết)</w:t>
+              <w:t>Tiết 63</w:t>
             </w:r>
           </w:p>
         </w:tc>
@@ -8013,20 +8026,7 @@
                 <w:i w:val="0"/>
                 <w:sz w:val="18"/>
               </w:rPr>
-              <w:t>NLS-ST (Cơ bản 2): HS dựng sơ đồ chuỗi thức ăn của một môi trường quen thuộc (ruộng lúa, ao cá, vườn trường) trên máy hoặc.</w:t>
-            </w:r>
-          </w:p>
-          <w:p>
-            <w:pPr>
-              <w:spacing w:after="0"/>
-            </w:pPr>
-            <w:r>
-              <w:rPr>
-                <w:b w:val="0"/>
-                <w:i w:val="0"/>
-                <w:sz w:val="18"/>
-              </w:rPr>
-              <w:t>KNS: KN chăm sóc sức khoẻ bản thân và phòng tránh bệnh tật.</w:t>
+              <w:t>Năng lực số 2.5 CB2a: HS trình chiếu sơ đồ của nhóm và góp ý cho nhóm bạn một cách lịch sự, đúng mực</w:t>
             </w:r>
           </w:p>
         </w:tc>
@@ -8102,7 +8102,7 @@
                 <w:i w:val="0"/>
                 <w:sz w:val="20"/>
               </w:rPr>
-              <w:t>Bài 30: Vai trò của thực vật trong chuỗi thức ăn (tiết 2)</w:t>
+              <w:t>Bài 29. Chuỗi thức ăn trong tự nhiên (Tiết 3)</w:t>
             </w:r>
           </w:p>
         </w:tc>
@@ -8141,6 +8141,7 @@
                 <w:i w:val="0"/>
                 <w:sz w:val="18"/>
               </w:rPr>
+              <w:t>Năng lực số 5.2 CB2b: HS dựng đúng chuỗi thức ăn trên học liệu tương tác và tự sửa khi máy báo sai</w:t>
             </w:r>
           </w:p>
         </w:tc>
@@ -8218,7 +8219,7 @@
                 <w:i w:val="0"/>
                 <w:sz w:val="20"/>
               </w:rPr>
-              <w:t>Bài 30: Vai trò của thực vật trong chuỗi thức ăn (tiết 3)</w:t>
+              <w:t>Bài 30. Vai trò của thực vật trong chuỗi thức ăn (Tiết 1)</w:t>
             </w:r>
           </w:p>
         </w:tc>
@@ -8238,7 +8239,7 @@
                 <w:i w:val="0"/>
                 <w:sz w:val="20"/>
               </w:rPr>
-              <w:t>Tiết 65</w:t>
+              <w:t>Tiết 65 (3 tiết)</w:t>
             </w:r>
           </w:p>
         </w:tc>
@@ -8257,6 +8258,20 @@
                 <w:i w:val="0"/>
                 <w:sz w:val="18"/>
               </w:rPr>
+              <w:t>Năng lực số 5.2 CB2b: HS dựng đúng chuỗi thức ăn trên học liệu tương tác và tự sửa khi máy báo sai</w:t>
+            </w:r>
+          </w:p>
+          <w:p>
+            <w:pPr>
+              <w:spacing w:after="0"/>
+            </w:pPr>
+            <w:r>
+              <w:rPr>
+                <w:b w:val="0"/>
+                <w:i w:val="0"/>
+                <w:sz w:val="18"/>
+              </w:rPr>
+              <w:t>KNS: KN chăm sóc sức khoẻ bản thân và phòng tránh bệnh tật.</w:t>
             </w:r>
           </w:p>
         </w:tc>
@@ -8332,7 +8347,7 @@
                 <w:i w:val="0"/>
                 <w:sz w:val="20"/>
               </w:rPr>
-              <w:t>Bài 31: Ôn tập chủ đề sinh vật và môi trường</w:t>
+              <w:t>Bài 30. Vai trò của thực vật trong chuỗi thức ăn (Tiết 2)</w:t>
             </w:r>
           </w:p>
         </w:tc>
@@ -8352,7 +8367,7 @@
                 <w:i w:val="0"/>
                 <w:sz w:val="20"/>
               </w:rPr>
-              <w:t>Tiết 66 (1 tiết)</w:t>
+              <w:t>Tiết 66</w:t>
             </w:r>
           </w:p>
         </w:tc>
@@ -8371,6 +8386,7 @@
                 <w:i w:val="0"/>
                 <w:sz w:val="18"/>
               </w:rPr>
+              <w:t>Năng lực số 5.2 CB2b: HS dựng đúng chuỗi thức ăn trên học liệu tương tác và tự sửa khi máy báo sai</w:t>
             </w:r>
           </w:p>
         </w:tc>
@@ -8448,7 +8464,7 @@
                 <w:i w:val="0"/>
                 <w:sz w:val="20"/>
               </w:rPr>
-              <w:t>Ôn tập cuối năm (tiết 1)</w:t>
+              <w:t>Bài 30. Vai trò của thực vật trong chuỗi thức ăn (Tiết 3)</w:t>
             </w:r>
           </w:p>
         </w:tc>
@@ -8468,7 +8484,7 @@
                 <w:i w:val="0"/>
                 <w:sz w:val="20"/>
               </w:rPr>
-              <w:t>Tiết 67 (2 tiết)</w:t>
+              <w:t>Tiết 67</w:t>
             </w:r>
           </w:p>
         </w:tc>
@@ -8487,6 +8503,7 @@
                 <w:i w:val="0"/>
                 <w:sz w:val="18"/>
               </w:rPr>
+              <w:t>Năng lực số 5.2 CB2b: HS dựng đúng chuỗi thức ăn trên học liệu tương tác và tự sửa khi máy báo sai</w:t>
             </w:r>
           </w:p>
         </w:tc>
@@ -8562,7 +8579,7 @@
                 <w:i w:val="0"/>
                 <w:sz w:val="20"/>
               </w:rPr>
-              <w:t>Ôn tập cuối năm (tiết 2)</w:t>
+              <w:t>Bài 31. Ôn tập chủ đề Sinh vật và môi trường</w:t>
             </w:r>
           </w:p>
         </w:tc>
@@ -8582,7 +8599,7 @@
                 <w:i w:val="0"/>
                 <w:sz w:val="20"/>
               </w:rPr>
-              <w:t>Tiết 68</w:t>
+              <w:t>Tiết 68 (1 tiết)</w:t>
             </w:r>
           </w:p>
         </w:tc>
@@ -8678,7 +8695,7 @@
                 <w:i w:val="0"/>
                 <w:sz w:val="20"/>
               </w:rPr>
-              <w:t>Kiểm tra định kì cuối năm học</w:t>
+              <w:t>Ôn tập cuối năm học</w:t>
             </w:r>
           </w:p>
         </w:tc>
@@ -8717,7 +8734,6 @@
                 <w:i w:val="0"/>
                 <w:sz w:val="18"/>
               </w:rPr>
-              <w:t>NLS-KT (Cơ bản 2): Ở hoạt động Tổng kết môn học, GV chiếu sơ đồ các chủ đề đã học trong năm lên màn hình, mở.</w:t>
             </w:r>
           </w:p>
         </w:tc>
@@ -8775,7 +8791,6 @@
                 <w:i w:val="0"/>
                 <w:sz w:val="20"/>
               </w:rPr>
-              <w:t>Chủ đề 6: SINH VẬT VÀ MÔI TRƯỜNG</w:t>
             </w:r>
           </w:p>
         </w:tc>
@@ -8794,7 +8809,7 @@
                 <w:i w:val="0"/>
                 <w:sz w:val="20"/>
               </w:rPr>
-              <w:t>Tổng kết môn học</w:t>
+              <w:t>Kiểm tra định kì cuối năm học</w:t>
             </w:r>
           </w:p>
         </w:tc>
@@ -8833,7 +8848,7 @@
                 <w:i w:val="0"/>
                 <w:sz w:val="18"/>
               </w:rPr>
-              <w:t>KNS: KN sử dụng tiết kiệm tài nguyên, năng lượng trong sinh hoạt hằng ngày.</w:t>
+              <w:t>NLS-KT (Cơ bản 2): Ở hoạt động Tổng kết môn học, GV chiếu sơ đồ các chủ đề đã học trong năm lên màn hình, mở.</w:t>
             </w:r>
           </w:p>
         </w:tc>

--- a/assets/docs/lop4/Khoa hoc - Lop 4.docx
+++ b/assets/docs/lop4/Khoa hoc - Lop 4.docx
@@ -5024,6 +5024,7 @@
                 <w:i w:val="0"/>
                 <w:sz w:val="18"/>
               </w:rPr>
+              <w:t>Năng lực số 1.3 CB2a: HS ghi bảng theo dõi việc chăm sóc vật nuôi ở nhà trong một tuần (ngày, việc đã làm, biểu hiện của con vật) và đọc lại bảng để rút ra nhận xét</w:t>
             </w:r>
           </w:p>
         </w:tc>

--- a/assets/docs/lop4/Khoa hoc - Lop 4.docx
+++ b/assets/docs/lop4/Khoa hoc - Lop 4.docx
@@ -1358,7 +1358,7 @@
                 <w:i w:val="0"/>
                 <w:sz w:val="18"/>
               </w:rPr>
-              <w:t>NLS-GQVĐ (Cơ bản 2): Sau khi các nhóm làm thí nghiệm với túi ni lông và chậu nước, HS ghi kết quả vào bảng chiếu trên màn hình.</w:t>
+              <w:t>Năng lực số Miền 1 (Cơ bản, bậc 2): Mở đầu bài “Không khí có ở đâu?”, GV chiếu đoạn phim hoạt hình về không khí xung quanh ta, dừng hình ở cảnh bong bóng khí nổi lên trong nước; Năng lực số Miền 5 (Cơ bản, bậc 2): Sau khi các nhóm làm thí nghiệm với túi ni lông và chậu nước, HS ghi kết quả vào bảng chiếu trên màn hình; khi nhóm nào ra kết quả khác</w:t>
             </w:r>
           </w:p>
         </w:tc>
@@ -3380,7 +3380,7 @@
                 <w:i w:val="0"/>
                 <w:sz w:val="18"/>
               </w:rPr>
-              <w:t>NLS-KT (Cơ bản 2): Ở bài “Nhiệt độ và sự truyền nhiệt”, GV chiếu ảnh phóng to mặt nhiệt kế.</w:t>
+              <w:t>Năng lực số Miền 1 (Cơ bản, bậc 2): Ở bài “Nhiệt độ và sự truyền nhiệt”, GV chiếu ảnh phóng to mặt nhiệt kế để cả lớp cùng đọc đúng số chỉ; Năng lực số Miền 5 (Cơ bản, bậc 2): HS ghi kết quả đo vào bảng chiếu trên màn hình rồi cùng đối chiếu; khi số liệu các nhóm khác nhau, cả lớp tìm nguyên nhân là đặt nhiệt kế gần cửa sổ</w:t>
             </w:r>
           </w:p>
         </w:tc>
@@ -3612,7 +3612,7 @@
                 <w:i w:val="0"/>
                 <w:sz w:val="18"/>
               </w:rPr>
-              <w:t>NLS-GQVĐ (Cơ bản 2): HS ghi kết quả thí nghiệm vào bảng chiếu trên màn hình.</w:t>
+              <w:t>Năng lực số Miền 1 (Cơ bản, bậc 2): Ở bài vật dẫn nhiệt tốt và vật dẫn nhiệt kém, GV chiếu mô phỏng nhiệt truyền qua thìa kim loại và thìa gỗ cắm trong cốc nước nóng; Năng lực số Miền 5 (Cơ bản, bậc 2): HS ghi kết quả thí nghiệm vào bảng chiếu trên màn hình rồi đối chiếu với dự đoán; khi kết quả các nhóm khác nhau</w:t>
             </w:r>
           </w:p>
         </w:tc>

--- a/assets/docs/lop4/Khoa hoc - Lop 4.docx
+++ b/assets/docs/lop4/Khoa hoc - Lop 4.docx
@@ -8849,7 +8849,6 @@
                 <w:i w:val="0"/>
                 <w:sz w:val="18"/>
               </w:rPr>
-              <w:t>NLS-KT (Cơ bản 2): Ở hoạt động Tổng kết môn học, GV chiếu sơ đồ các chủ đề đã học trong năm lên màn hình, mở.</w:t>
             </w:r>
           </w:p>
         </w:tc>

--- a/assets/docs/lop4/Khoa hoc - Lop 4.docx
+++ b/assets/docs/lop4/Khoa hoc - Lop 4.docx
@@ -566,7 +566,7 @@
                 <w:i w:val="0"/>
                 <w:sz w:val="20"/>
               </w:rPr>
-              <w:t>Chủ đề 1: CHẤT</w:t>
+              <w:t>Chủ đề 1: Chất</w:t>
             </w:r>
           </w:p>
         </w:tc>
@@ -797,7 +797,7 @@
                 <w:i w:val="0"/>
                 <w:sz w:val="20"/>
               </w:rPr>
-              <w:t>Chủ đề 1: CHẤT</w:t>
+              <w:t>Chủ đề 1: Chất</w:t>
             </w:r>
           </w:p>
         </w:tc>
@@ -1055,7 +1055,7 @@
                 <w:i w:val="0"/>
                 <w:sz w:val="20"/>
               </w:rPr>
-              <w:t>Chủ đề 1: CHẤT</w:t>
+              <w:t>Chủ đề 1: Chất</w:t>
             </w:r>
           </w:p>
         </w:tc>
@@ -1300,7 +1300,7 @@
                 <w:i w:val="0"/>
                 <w:sz w:val="20"/>
               </w:rPr>
-              <w:t>Chủ đề 1: CHẤT</w:t>
+              <w:t>Chủ đề 1: Chất</w:t>
             </w:r>
           </w:p>
         </w:tc>
@@ -1531,7 +1531,7 @@
                 <w:i w:val="0"/>
                 <w:sz w:val="20"/>
               </w:rPr>
-              <w:t>Chủ đề 1: CHẤT</w:t>
+              <w:t>Chủ đề 1: Chất</w:t>
             </w:r>
           </w:p>
         </w:tc>
@@ -1763,7 +1763,7 @@
                 <w:i w:val="0"/>
                 <w:sz w:val="20"/>
               </w:rPr>
-              <w:t>Chủ đề 1: CHẤT</w:t>
+              <w:t>Chủ đề 1: Chất</w:t>
             </w:r>
           </w:p>
         </w:tc>
@@ -2008,7 +2008,7 @@
                 <w:i w:val="0"/>
                 <w:sz w:val="20"/>
               </w:rPr>
-              <w:t>Chủ đề 1: CHẤT</w:t>
+              <w:t>Chủ đề 1: Chất</w:t>
             </w:r>
           </w:p>
         </w:tc>
@@ -2123,7 +2123,7 @@
                 <w:i w:val="0"/>
                 <w:sz w:val="20"/>
               </w:rPr>
-              <w:t>Chủ đề 2: NĂNG LƯỢNG</w:t>
+              <w:t>Chủ đề 2: Năng lượng</w:t>
             </w:r>
           </w:p>
         </w:tc>
@@ -2253,7 +2253,7 @@
                 <w:i w:val="0"/>
                 <w:sz w:val="20"/>
               </w:rPr>
-              <w:t>Chủ đề 2: NĂNG LƯỢNG</w:t>
+              <w:t>Chủ đề 2: Năng lượng</w:t>
             </w:r>
           </w:p>
         </w:tc>
@@ -2600,7 +2600,7 @@
                 <w:i w:val="0"/>
                 <w:sz w:val="20"/>
               </w:rPr>
-              <w:t>Chủ đề 2: NĂNG LƯỢNG</w:t>
+              <w:t>Chủ đề 2: Năng lượng</w:t>
             </w:r>
           </w:p>
         </w:tc>
@@ -2717,7 +2717,7 @@
                 <w:i w:val="0"/>
                 <w:sz w:val="20"/>
               </w:rPr>
-              <w:t>Chủ đề 2: NĂNG LƯỢNG</w:t>
+              <w:t>Chủ đề 2: Năng lượng</w:t>
             </w:r>
           </w:p>
         </w:tc>
@@ -2949,7 +2949,7 @@
                 <w:i w:val="0"/>
                 <w:sz w:val="20"/>
               </w:rPr>
-              <w:t>Chủ đề 2: NĂNG LƯỢNG</w:t>
+              <w:t>Chủ đề 2: Năng lượng</w:t>
             </w:r>
           </w:p>
         </w:tc>
@@ -3207,7 +3207,7 @@
                 <w:i w:val="0"/>
                 <w:sz w:val="20"/>
               </w:rPr>
-              <w:t>Chủ đề 2: NĂNG LƯỢNG</w:t>
+              <w:t>Chủ đề 2: Năng lượng</w:t>
             </w:r>
           </w:p>
         </w:tc>
@@ -3439,7 +3439,7 @@
                 <w:i w:val="0"/>
                 <w:sz w:val="20"/>
               </w:rPr>
-              <w:t>Chủ đề 2: NĂNG LƯỢNG</w:t>
+              <w:t>Chủ đề 2: Năng lượng</w:t>
             </w:r>
           </w:p>
         </w:tc>
@@ -3671,7 +3671,7 @@
                 <w:i w:val="0"/>
                 <w:sz w:val="20"/>
               </w:rPr>
-              <w:t>Chủ đề 2: NĂNG LƯỢNG</w:t>
+              <w:t>Chủ đề 2: Năng lượng</w:t>
             </w:r>
           </w:p>
         </w:tc>
@@ -3901,7 +3901,7 @@
                 <w:i w:val="0"/>
                 <w:sz w:val="20"/>
               </w:rPr>
-              <w:t>Chủ đề 3: THỰC VẬT VÀ ĐỘNG VẬT</w:t>
+              <w:t>Chủ đề 3: Thực vật và động vật</w:t>
             </w:r>
           </w:p>
         </w:tc>
@@ -4133,7 +4133,7 @@
                 <w:i w:val="0"/>
                 <w:sz w:val="20"/>
               </w:rPr>
-              <w:t>Chủ đề 3: THỰC VẬT VÀ ĐỘNG VẬT</w:t>
+              <w:t>Chủ đề 3: Thực vật và động vật</w:t>
             </w:r>
           </w:p>
         </w:tc>
@@ -4365,7 +4365,7 @@
                 <w:i w:val="0"/>
                 <w:sz w:val="20"/>
               </w:rPr>
-              <w:t>Chủ đề 3: THỰC VẬT VÀ ĐỘNG VẬT</w:t>
+              <w:t>Chủ đề 3: Thực vật và động vật</w:t>
             </w:r>
           </w:p>
         </w:tc>
@@ -4851,7 +4851,7 @@
                 <w:i w:val="0"/>
                 <w:sz w:val="20"/>
               </w:rPr>
-              <w:t>Chủ đề 3: THỰC VẬT VÀ ĐỘNG VẬT</w:t>
+              <w:t>Chủ đề 3: Thực vật và động vật</w:t>
             </w:r>
           </w:p>
         </w:tc>
@@ -5083,7 +5083,7 @@
                 <w:i w:val="0"/>
                 <w:sz w:val="20"/>
               </w:rPr>
-              <w:t>Chủ đề 3: THỰC VẬT VÀ ĐỘNG VẬT</w:t>
+              <w:t>Chủ đề 3: Thực vật và động vật</w:t>
             </w:r>
           </w:p>
         </w:tc>
@@ -5198,7 +5198,7 @@
                 <w:i w:val="0"/>
                 <w:sz w:val="20"/>
               </w:rPr>
-              <w:t>Chủ đề 4: NẤM</w:t>
+              <w:t>Chủ đề 4: Nấm</w:t>
             </w:r>
           </w:p>
         </w:tc>
@@ -5315,7 +5315,7 @@
                 <w:i w:val="0"/>
                 <w:sz w:val="20"/>
               </w:rPr>
-              <w:t>Chủ đề 4: NẤM</w:t>
+              <w:t>Chủ đề 4: Nấm</w:t>
             </w:r>
           </w:p>
         </w:tc>
@@ -5547,7 +5547,7 @@
                 <w:i w:val="0"/>
                 <w:sz w:val="20"/>
               </w:rPr>
-              <w:t>Chủ đề 4: NẤM</w:t>
+              <w:t>Chủ đề 4: Nấm</w:t>
             </w:r>
           </w:p>
         </w:tc>
@@ -5779,7 +5779,7 @@
                 <w:i w:val="0"/>
                 <w:sz w:val="20"/>
               </w:rPr>
-              <w:t>Chủ đề 4: NẤM</w:t>
+              <w:t>Chủ đề 4: Nấm</w:t>
             </w:r>
           </w:p>
         </w:tc>
@@ -6010,7 +6010,7 @@
                 <w:i w:val="0"/>
                 <w:sz w:val="20"/>
               </w:rPr>
-              <w:t>Chủ đề 5: CON NGƯỜI VÀ SỨC KHOẺ</w:t>
+              <w:t>Chủ đề 5: Con người và sức khoẻ</w:t>
             </w:r>
           </w:p>
         </w:tc>
@@ -6255,7 +6255,7 @@
                 <w:i w:val="0"/>
                 <w:sz w:val="20"/>
               </w:rPr>
-              <w:t>Chủ đề 5: CON NGƯỜI VÀ SỨC KHOẺ</w:t>
+              <w:t>Chủ đề 5: Con người và sức khoẻ</w:t>
             </w:r>
           </w:p>
         </w:tc>
@@ -6526,7 +6526,7 @@
                 <w:i w:val="0"/>
                 <w:sz w:val="20"/>
               </w:rPr>
-              <w:t>Chủ đề 5: CON NGƯỜI VÀ SỨC KHOẺ</w:t>
+              <w:t>Chủ đề 5: Con người và sức khoẻ</w:t>
             </w:r>
           </w:p>
         </w:tc>
@@ -6771,7 +6771,7 @@
                 <w:i w:val="0"/>
                 <w:sz w:val="20"/>
               </w:rPr>
-              <w:t>Chủ đề 5: CON NGƯỜI VÀ SỨC KHOẺ</w:t>
+              <w:t>Chủ đề 5: Con người và sức khoẻ</w:t>
             </w:r>
           </w:p>
         </w:tc>
@@ -7118,7 +7118,7 @@
                 <w:i w:val="0"/>
                 <w:sz w:val="20"/>
               </w:rPr>
-              <w:t>Chủ đề 5: CON NGƯỜI VÀ SỨC KHOẺ</w:t>
+              <w:t>Chủ đề 5: Con người và sức khoẻ</w:t>
             </w:r>
           </w:p>
         </w:tc>
@@ -7248,7 +7248,7 @@
                 <w:i w:val="0"/>
                 <w:sz w:val="20"/>
               </w:rPr>
-              <w:t>Chủ đề 5: CON NGƯỜI VÀ SỨC KHOẺ</w:t>
+              <w:t>Chủ đề 5: Con người và sức khoẻ</w:t>
             </w:r>
           </w:p>
         </w:tc>
@@ -7480,7 +7480,7 @@
                 <w:i w:val="0"/>
                 <w:sz w:val="20"/>
               </w:rPr>
-              <w:t>Chủ đề 5: CON NGƯỜI VÀ SỨC KHOẺ</w:t>
+              <w:t>Chủ đề 5: Con người và sức khoẻ</w:t>
             </w:r>
           </w:p>
         </w:tc>
@@ -7711,7 +7711,7 @@
                 <w:i w:val="0"/>
                 <w:sz w:val="20"/>
               </w:rPr>
-              <w:t>Chủ đề 5: CON NGƯỜI VÀ SỨC KHOẺ</w:t>
+              <w:t>Chủ đề 5: Con người và sức khoẻ</w:t>
             </w:r>
           </w:p>
         </w:tc>
@@ -7826,7 +7826,7 @@
                 <w:i w:val="0"/>
                 <w:sz w:val="20"/>
               </w:rPr>
-              <w:t>Chủ đề 6: SINH VẬT VÀ MÔI TRƯỜNG</w:t>
+              <w:t>Chủ đề 6: Sinh vật và môi trường</w:t>
             </w:r>
           </w:p>
         </w:tc>
@@ -7969,7 +7969,7 @@
                 <w:i w:val="0"/>
                 <w:sz w:val="20"/>
               </w:rPr>
-              <w:t>Chủ đề 6: SINH VẬT VÀ MÔI TRƯỜNG</w:t>
+              <w:t>Chủ đề 6: Sinh vật và môi trường</w:t>
             </w:r>
           </w:p>
         </w:tc>
@@ -8201,7 +8201,7 @@
                 <w:i w:val="0"/>
                 <w:sz w:val="20"/>
               </w:rPr>
-              <w:t>Chủ đề 6: SINH VẬT VÀ MÔI TRƯỜNG</w:t>
+              <w:t>Chủ đề 6: Sinh vật và môi trường</w:t>
             </w:r>
           </w:p>
         </w:tc>
@@ -8446,7 +8446,7 @@
                 <w:i w:val="0"/>
                 <w:sz w:val="20"/>
               </w:rPr>
-              <w:t>Chủ đề 6: SINH VẬT VÀ MÔI TRƯỜNG</w:t>
+              <w:t>Chủ đề 6: Sinh vật và môi trường</w:t>
             </w:r>
           </w:p>
         </w:tc>
